--- a/presentation/Mentor-Guide.docx
+++ b/presentation/Mentor-Guide.docx
@@ -44,9 +44,217 @@
           <w:color w:val="6B6560"/>
           <w:sz w:val="24"/>
         </w:rPr>
-        <w:t>This guide is for a first-time presenter. Read it once slowly. Then practice with SCRIPT.txt. You do not need to have written the code. You do need to understand the story.</w:t>
+        <w:t>This guide is for mentoring. The slides are Thorn-and-Furrow-Portfolio.pptx — that is the deck on the projector. Give her For-the-Presenter.docx first. Then sit together: Studio, the four-click demo, SCRIPT.txt. She does not need to have written the code. She does need to understand the story.</w:t>
       </w:r>
     </w:p>
+    <w:tbl>
+      <w:tblPr>
+        <w:tblStyle w:val="TableGrid"/>
+        <w:tblW w:type="auto" w:w="0"/>
+        <w:tblLook w:firstColumn="1" w:firstRow="1" w:lastColumn="0" w:lastRow="0" w:noHBand="0" w:noVBand="1" w:val="04A0"/>
+      </w:tblPr>
+      <w:tblGrid>
+        <w:gridCol w:w="4680"/>
+        <w:gridCol w:w="4680"/>
+      </w:tblGrid>
+      <w:tr>
+        <w:tc>
+          <w:tcPr>
+            <w:tcW w:type="dxa" w:w="4680"/>
+            <w:shd w:fill="3A4A38" w:val="clear"/>
+          </w:tcPr>
+          <w:p>
+            <w:r/>
+            <w:r>
+              <w:rPr>
+                <w:rFonts w:ascii="Calibri" w:hAnsi="Calibri" w:eastAsia="Calibri"/>
+                <w:b/>
+                <w:i w:val="0"/>
+                <w:color w:val="FFFFFF"/>
+                <w:sz w:val="20"/>
+              </w:rPr>
+              <w:t>File</w:t>
+            </w:r>
+          </w:p>
+        </w:tc>
+        <w:tc>
+          <w:tcPr>
+            <w:tcW w:type="dxa" w:w="4680"/>
+            <w:shd w:fill="3A4A38" w:val="clear"/>
+          </w:tcPr>
+          <w:p>
+            <w:r/>
+            <w:r>
+              <w:rPr>
+                <w:rFonts w:ascii="Calibri" w:hAnsi="Calibri" w:eastAsia="Calibri"/>
+                <w:b/>
+                <w:i w:val="0"/>
+                <w:color w:val="FFFFFF"/>
+                <w:sz w:val="20"/>
+              </w:rPr>
+              <w:t>What it is</w:t>
+            </w:r>
+          </w:p>
+        </w:tc>
+      </w:tr>
+      <w:tr>
+        <w:tc>
+          <w:tcPr>
+            <w:tcW w:type="dxa" w:w="4680"/>
+          </w:tcPr>
+          <w:p>
+            <w:r/>
+            <w:r>
+              <w:rPr>
+                <w:rFonts w:ascii="Calibri" w:hAnsi="Calibri" w:eastAsia="Calibri"/>
+                <w:b w:val="0"/>
+                <w:i w:val="0"/>
+                <w:color w:val="12110F"/>
+                <w:sz w:val="20"/>
+              </w:rPr>
+              <w:t>Thorn-and-Furrow-Portfolio.pptx</w:t>
+            </w:r>
+          </w:p>
+        </w:tc>
+        <w:tc>
+          <w:tcPr>
+            <w:tcW w:type="dxa" w:w="4680"/>
+          </w:tcPr>
+          <w:p>
+            <w:r/>
+            <w:r>
+              <w:rPr>
+                <w:rFonts w:ascii="Calibri" w:hAnsi="Calibri" w:eastAsia="Calibri"/>
+                <w:b w:val="0"/>
+                <w:i w:val="0"/>
+                <w:color w:val="12110F"/>
+                <w:sz w:val="20"/>
+              </w:rPr>
+              <w:t>The deck. 15 slides. Put this on the projector.</w:t>
+            </w:r>
+          </w:p>
+        </w:tc>
+      </w:tr>
+      <w:tr>
+        <w:tc>
+          <w:tcPr>
+            <w:tcW w:type="dxa" w:w="4680"/>
+            <w:shd w:fill="F6F4F0" w:val="clear"/>
+          </w:tcPr>
+          <w:p>
+            <w:r/>
+            <w:r>
+              <w:rPr>
+                <w:rFonts w:ascii="Calibri" w:hAnsi="Calibri" w:eastAsia="Calibri"/>
+                <w:b w:val="0"/>
+                <w:i w:val="0"/>
+                <w:color w:val="12110F"/>
+                <w:sz w:val="20"/>
+              </w:rPr>
+              <w:t>For-the-Presenter.docx</w:t>
+            </w:r>
+          </w:p>
+        </w:tc>
+        <w:tc>
+          <w:tcPr>
+            <w:tcW w:type="dxa" w:w="4680"/>
+            <w:shd w:fill="F6F4F0" w:val="clear"/>
+          </w:tcPr>
+          <w:p>
+            <w:r/>
+            <w:r>
+              <w:rPr>
+                <w:rFonts w:ascii="Calibri" w:hAnsi="Calibri" w:eastAsia="Calibri"/>
+                <w:b w:val="0"/>
+                <w:i w:val="0"/>
+                <w:color w:val="12110F"/>
+                <w:sz w:val="20"/>
+              </w:rPr>
+              <w:t>What she reads before mentoring.</w:t>
+            </w:r>
+          </w:p>
+        </w:tc>
+      </w:tr>
+      <w:tr>
+        <w:tc>
+          <w:tcPr>
+            <w:tcW w:type="dxa" w:w="4680"/>
+          </w:tcPr>
+          <w:p>
+            <w:r/>
+            <w:r>
+              <w:rPr>
+                <w:rFonts w:ascii="Calibri" w:hAnsi="Calibri" w:eastAsia="Calibri"/>
+                <w:b w:val="0"/>
+                <w:i w:val="0"/>
+                <w:color w:val="12110F"/>
+                <w:sz w:val="20"/>
+              </w:rPr>
+              <w:t>SCRIPT.txt</w:t>
+            </w:r>
+          </w:p>
+        </w:tc>
+        <w:tc>
+          <w:tcPr>
+            <w:tcW w:type="dxa" w:w="4680"/>
+          </w:tcPr>
+          <w:p>
+            <w:r/>
+            <w:r>
+              <w:rPr>
+                <w:rFonts w:ascii="Calibri" w:hAnsi="Calibri" w:eastAsia="Calibri"/>
+                <w:b w:val="0"/>
+                <w:i w:val="0"/>
+                <w:color w:val="12110F"/>
+                <w:sz w:val="20"/>
+              </w:rPr>
+              <w:t>Word-for-word SAY / DO. After she understands the slides.</w:t>
+            </w:r>
+          </w:p>
+        </w:tc>
+      </w:tr>
+      <w:tr>
+        <w:tc>
+          <w:tcPr>
+            <w:tcW w:type="dxa" w:w="4680"/>
+            <w:shd w:fill="F6F4F0" w:val="clear"/>
+          </w:tcPr>
+          <w:p>
+            <w:r/>
+            <w:r>
+              <w:rPr>
+                <w:rFonts w:ascii="Calibri" w:hAnsi="Calibri" w:eastAsia="Calibri"/>
+                <w:b w:val="0"/>
+                <w:i w:val="0"/>
+                <w:color w:val="12110F"/>
+                <w:sz w:val="20"/>
+              </w:rPr>
+              <w:t>Interview-Assistant-Note.txt</w:t>
+            </w:r>
+          </w:p>
+        </w:tc>
+        <w:tc>
+          <w:tcPr>
+            <w:tcW w:type="dxa" w:w="4680"/>
+            <w:shd w:fill="F6F4F0" w:val="clear"/>
+          </w:tcPr>
+          <w:p>
+            <w:r/>
+            <w:r>
+              <w:rPr>
+                <w:rFonts w:ascii="Calibri" w:hAnsi="Calibri" w:eastAsia="Calibri"/>
+                <w:b w:val="0"/>
+                <w:i w:val="0"/>
+                <w:color w:val="12110F"/>
+                <w:sz w:val="20"/>
+              </w:rPr>
+              <w:t>Panel questions and answers. Paste into the interview copilot.</w:t>
+            </w:r>
+          </w:p>
+        </w:tc>
+      </w:tr>
+    </w:tbl>
+    <w:p/>
     <w:p>
       <w:pPr>
         <w:spacing w:before="320" w:after="160" w:line="276" w:lineRule="auto"/>
@@ -74,7 +282,7 @@
           <w:color w:val="12110F"/>
           <w:sz w:val="22"/>
         </w:rPr>
-        <w:t>Coach the opening first: not a SaaS, then Next.js / Sanity / Vercel. Then the catalog. If she can say that in her own words, the rest of the talk has a frame.</w:t>
+        <w:t>Coach the opening from the real deck: title, then “I own the types, they own the catalog.” Then what visitors see.</w:t>
       </w:r>
     </w:p>
     <w:p>
@@ -89,7 +297,7 @@
           <w:color w:val="12110F"/>
           <w:sz w:val="22"/>
         </w:rPr>
-        <w:t>Before Studio: have her explain SaaS vs this site, then the three tools, with no slides.</w:t>
+        <w:t>Before Studio: have her say what the catalog is, and what she owns versus marketing, with the Portfolio.pptx slides in front of her.</w:t>
       </w:r>
     </w:p>
     <w:p>
@@ -104,7 +312,7 @@
           <w:color w:val="12110F"/>
           <w:sz w:val="22"/>
         </w:rPr>
-        <w:t>Then open /studio. Let her change the masthead heading and publish. That loop is the talk.</w:t>
+        <w:t>Then open /studio. Walk Catalog homepage → Catalog sections → Catalog masthead → Heading → Publish → reload /. That loop is the talk.</w:t>
       </w:r>
     </w:p>
     <w:p>
@@ -134,7 +342,7 @@
           <w:color w:val="12110F"/>
           <w:sz w:val="22"/>
         </w:rPr>
-        <w:t>First rehearsal: she reads SCRIPT.txt. Second rehearsal: she uses only the slides. Third: you interrupt with questions.</w:t>
+        <w:t>First rehearsal: she reads SCRIPT.txt. Second rehearsal: she uses only Thorn-and-Furrow-Portfolio.pptx. Third: you interrupt with questions.</w:t>
       </w:r>
     </w:p>
     <w:p>
@@ -224,7 +432,7 @@
           <w:color w:val="12110F"/>
           <w:sz w:val="22"/>
         </w:rPr>
-        <w:t>1. Tell them what this is: marketing site, not SaaS. Stack: Next.js, Sanity, Vercel.</w:t>
+        <w:t>1. Title and types: live catalog on Next.js and Sanity. I own the types; they own the weekly catalog.</w:t>
       </w:r>
     </w:p>
     <w:p>
@@ -269,7 +477,7 @@
           <w:color w:val="3A4A38"/>
           <w:sz w:val="36"/>
         </w:rPr>
-        <w:t>Not a SaaS — the difference</w:t>
+        <w:t>If they ask whether this is a SaaS</w:t>
       </w:r>
     </w:p>
     <w:p>
@@ -284,7 +492,7 @@
           <w:color w:val="12110F"/>
           <w:sz w:val="22"/>
         </w:rPr>
-        <w:t>This is the first idea they need to hear. Point at slide 2.</w:t>
+        <w:t>That is not a slide. If the panel asks, use this. Do not look for a SaaS or stack slide on the deck.</w:t>
       </w:r>
     </w:p>
     <w:tbl>
@@ -560,7 +768,7 @@
           <w:color w:val="3A4A38"/>
           <w:sz w:val="36"/>
         </w:rPr>
-        <w:t>The stack — three tools</w:t>
+        <w:t>What the title names</w:t>
       </w:r>
     </w:p>
     <w:p>
@@ -575,7 +783,7 @@
           <w:color w:val="12110F"/>
           <w:sz w:val="22"/>
         </w:rPr>
-        <w:t>Memorize these three sentences. They are slide 3.</w:t>
+        <w:t>Slide 1 footer: Next.js App Router, Sanity, TypeScript. Slide 5 is where Studio, GROQ, Next.js, and ISR appear. Vercel is the host of the live catalog URL on slide 2 — not its own slide.</w:t>
       </w:r>
     </w:p>
     <w:tbl>
@@ -778,6 +986,63 @@
                 <w:color w:val="12110F"/>
                 <w:sz w:val="20"/>
               </w:rPr>
+              <w:t>TypeScript</w:t>
+            </w:r>
+          </w:p>
+        </w:tc>
+        <w:tc>
+          <w:tcPr>
+            <w:tcW w:type="dxa" w:w="3120"/>
+          </w:tcPr>
+          <w:p>
+            <w:r/>
+            <w:r>
+              <w:rPr>
+                <w:rFonts w:ascii="Calibri" w:hAnsi="Calibri" w:eastAsia="Calibri"/>
+                <w:b w:val="0"/>
+                <w:i w:val="0"/>
+                <w:color w:val="12110F"/>
+                <w:sz w:val="20"/>
+              </w:rPr>
+              <w:t>Types shared between Studio fields and pages.</w:t>
+            </w:r>
+          </w:p>
+        </w:tc>
+        <w:tc>
+          <w:tcPr>
+            <w:tcW w:type="dxa" w:w="3120"/>
+          </w:tcPr>
+          <w:p>
+            <w:r/>
+            <w:r>
+              <w:rPr>
+                <w:rFonts w:ascii="Calibri" w:hAnsi="Calibri" w:eastAsia="Calibri"/>
+                <w:b w:val="0"/>
+                <w:i w:val="0"/>
+                <w:color w:val="12110F"/>
+                <w:sz w:val="20"/>
+              </w:rPr>
+              <w:t>The types stay honest between CMS and site.</w:t>
+            </w:r>
+          </w:p>
+        </w:tc>
+      </w:tr>
+      <w:tr>
+        <w:tc>
+          <w:tcPr>
+            <w:tcW w:type="dxa" w:w="3120"/>
+            <w:shd w:fill="F6F4F0" w:val="clear"/>
+          </w:tcPr>
+          <w:p>
+            <w:r/>
+            <w:r>
+              <w:rPr>
+                <w:rFonts w:ascii="Calibri" w:hAnsi="Calibri" w:eastAsia="Calibri"/>
+                <w:b w:val="0"/>
+                <w:i w:val="0"/>
+                <w:color w:val="12110F"/>
+                <w:sz w:val="20"/>
+              </w:rPr>
               <w:t>Vercel</w:t>
             </w:r>
           </w:p>
@@ -785,6 +1050,7 @@
         <w:tc>
           <w:tcPr>
             <w:tcW w:type="dxa" w:w="3120"/>
+            <w:shd w:fill="F6F4F0" w:val="clear"/>
           </w:tcPr>
           <w:p>
             <w:r/>
@@ -803,6 +1069,7 @@
         <w:tc>
           <w:tcPr>
             <w:tcW w:type="dxa" w:w="3120"/>
+            <w:shd w:fill="F6F4F0" w:val="clear"/>
           </w:tcPr>
           <w:p>
             <w:r/>
@@ -848,7 +1115,7 @@
           <w:color w:val="3A4A38"/>
           <w:sz w:val="36"/>
         </w:rPr>
-        <w:t>The one idea (after the stack)</w:t>
+        <w:t>The one idea</w:t>
       </w:r>
     </w:p>
     <w:p>
@@ -1753,6 +2020,45 @@
                 <w:color w:val="12110F"/>
                 <w:sz w:val="20"/>
               </w:rPr>
+              <w:t>Publish vs deploy</w:t>
+            </w:r>
+          </w:p>
+        </w:tc>
+        <w:tc>
+          <w:tcPr>
+            <w:tcW w:type="dxa" w:w="4680"/>
+            <w:shd w:fill="F6F4F0" w:val="clear"/>
+          </w:tcPr>
+          <w:p>
+            <w:r/>
+            <w:r>
+              <w:rPr>
+                <w:rFonts w:ascii="Calibri" w:hAnsi="Calibri" w:eastAsia="Calibri"/>
+                <w:b w:val="0"/>
+                <w:i w:val="0"/>
+                <w:color w:val="12110F"/>
+                <w:sz w:val="20"/>
+              </w:rPr>
+              <w:t>Publish = save live in Studio. Deploy = git push new code. Changing a heading is publish, not deploy.</w:t>
+            </w:r>
+          </w:p>
+        </w:tc>
+      </w:tr>
+      <w:tr>
+        <w:tc>
+          <w:tcPr>
+            <w:tcW w:type="dxa" w:w="4680"/>
+          </w:tcPr>
+          <w:p>
+            <w:r/>
+            <w:r>
+              <w:rPr>
+                <w:rFonts w:ascii="Calibri" w:hAnsi="Calibri" w:eastAsia="Calibri"/>
+                <w:b w:val="0"/>
+                <w:i w:val="0"/>
+                <w:color w:val="12110F"/>
+                <w:sz w:val="20"/>
+              </w:rPr>
               <w:t>Seed fallback</w:t>
             </w:r>
           </w:p>
@@ -1760,7 +2066,6 @@
         <w:tc>
           <w:tcPr>
             <w:tcW w:type="dxa" w:w="4680"/>
-            <w:shd w:fill="F6F4F0" w:val="clear"/>
           </w:tcPr>
           <w:p>
             <w:r/>
@@ -1791,7 +2096,7 @@
           <w:color w:val="3A4A38"/>
           <w:sz w:val="36"/>
         </w:rPr>
-        <w:t>How the 17 slides fit</w:t>
+        <w:t>How the 15 slides fit</w:t>
       </w:r>
     </w:p>
     <w:p>
@@ -1806,7 +2111,7 @@
           <w:color w:val="12110F"/>
           <w:sz w:val="22"/>
         </w:rPr>
-        <w:t>Slides 1–11 are the 10-minute talk (start with not-SaaS and the stack). Stop at slide 11 if that is all the time. Slides 12–17 are extra past work.</w:t>
+        <w:t>Thorn-and-Furrow-Portfolio.pptx is 15 slides. Ten minutes is 1–9. Slides 10–15 are past work if they have time.</w:t>
       </w:r>
     </w:p>
     <w:tbl>
@@ -1894,7 +2199,7 @@
                 <w:color w:val="12110F"/>
                 <w:sz w:val="20"/>
               </w:rPr>
-              <w:t>0:00–0:25</w:t>
+              <w:t>0:00–0:40</w:t>
             </w:r>
           </w:p>
         </w:tc>
@@ -1930,7 +2235,7 @@
                 <w:color w:val="12110F"/>
                 <w:sz w:val="20"/>
               </w:rPr>
-              <w:t>Marketing site, not SaaS. This catalog I can open.</w:t>
+              <w:t>Live catalog on Next.js and Sanity. Product, model, publish loop.</w:t>
             </w:r>
           </w:p>
         </w:tc>
@@ -1951,7 +2256,7 @@
                 <w:color w:val="12110F"/>
                 <w:sz w:val="20"/>
               </w:rPr>
-              <w:t>0:25–1:05</w:t>
+              <w:t>0:40–1:30</w:t>
             </w:r>
           </w:p>
         </w:tc>
@@ -1970,7 +2275,7 @@
                 <w:color w:val="12110F"/>
                 <w:sz w:val="20"/>
               </w:rPr>
-              <w:t>2 Not a SaaS</w:t>
+              <w:t>2 I own the types</w:t>
             </w:r>
           </w:p>
         </w:tc>
@@ -1989,7 +2294,7 @@
                 <w:color w:val="12110F"/>
                 <w:sz w:val="20"/>
               </w:rPr>
-              <w:t>Login app vs public catalog. Lead, not signup.</w:t>
+              <w:t>They own the weekly catalog. Season is a document.</w:t>
             </w:r>
           </w:p>
         </w:tc>
@@ -2009,7 +2314,7 @@
                 <w:color w:val="12110F"/>
                 <w:sz w:val="20"/>
               </w:rPr>
-              <w:t>1:05–1:50</w:t>
+              <w:t>1:30–2:10</w:t>
             </w:r>
           </w:p>
         </w:tc>
@@ -2027,7 +2332,7 @@
                 <w:color w:val="12110F"/>
                 <w:sz w:val="20"/>
               </w:rPr>
-              <w:t>3 The stack</w:t>
+              <w:t>3 What visitors see</w:t>
             </w:r>
           </w:p>
         </w:tc>
@@ -2045,7 +2350,7 @@
                 <w:color w:val="12110F"/>
                 <w:sz w:val="20"/>
               </w:rPr>
-              <w:t>Next.js = site. Sanity = CMS. Vercel = deploy.</w:t>
+              <w:t>Four public pages. No cart. Studio not linked.</w:t>
             </w:r>
           </w:p>
         </w:tc>
@@ -2066,7 +2371,7 @@
                 <w:color w:val="12110F"/>
                 <w:sz w:val="20"/>
               </w:rPr>
-              <w:t>1:50–2:25</w:t>
+              <w:t>2:10–2:50</w:t>
             </w:r>
           </w:p>
         </w:tc>
@@ -2085,122 +2390,7 @@
                 <w:color w:val="12110F"/>
                 <w:sz w:val="20"/>
               </w:rPr>
-              <w:t>4 The job</w:t>
-            </w:r>
-          </w:p>
-        </w:tc>
-        <w:tc>
-          <w:tcPr>
-            <w:tcW w:type="dxa" w:w="3120"/>
-            <w:shd w:fill="F6F4F0" w:val="clear"/>
-          </w:tcPr>
-          <w:p>
-            <w:r/>
-            <w:r>
-              <w:rPr>
-                <w:rFonts w:ascii="Calibri" w:hAnsi="Calibri" w:eastAsia="Calibri"/>
-                <w:b w:val="0"/>
-                <w:i w:val="0"/>
-                <w:color w:val="12110F"/>
-                <w:sz w:val="20"/>
-              </w:rPr>
-              <w:t>I own the types. They own the catalog.</w:t>
-            </w:r>
-          </w:p>
-        </w:tc>
-      </w:tr>
-      <w:tr>
-        <w:tc>
-          <w:tcPr>
-            <w:tcW w:type="dxa" w:w="3120"/>
-          </w:tcPr>
-          <w:p>
-            <w:r/>
-            <w:r>
-              <w:rPr>
-                <w:rFonts w:ascii="Calibri" w:hAnsi="Calibri" w:eastAsia="Calibri"/>
-                <w:b w:val="0"/>
-                <w:i w:val="0"/>
-                <w:color w:val="12110F"/>
-                <w:sz w:val="20"/>
-              </w:rPr>
-              <w:t>2:25–3:00</w:t>
-            </w:r>
-          </w:p>
-        </w:tc>
-        <w:tc>
-          <w:tcPr>
-            <w:tcW w:type="dxa" w:w="3120"/>
-          </w:tcPr>
-          <w:p>
-            <w:r/>
-            <w:r>
-              <w:rPr>
-                <w:rFonts w:ascii="Calibri" w:hAnsi="Calibri" w:eastAsia="Calibri"/>
-                <w:b w:val="0"/>
-                <w:i w:val="0"/>
-                <w:color w:val="12110F"/>
-                <w:sz w:val="20"/>
-              </w:rPr>
-              <w:t>5 Product</w:t>
-            </w:r>
-          </w:p>
-        </w:tc>
-        <w:tc>
-          <w:tcPr>
-            <w:tcW w:type="dxa" w:w="3120"/>
-          </w:tcPr>
-          <w:p>
-            <w:r/>
-            <w:r>
-              <w:rPr>
-                <w:rFonts w:ascii="Calibri" w:hAnsi="Calibri" w:eastAsia="Calibri"/>
-                <w:b w:val="0"/>
-                <w:i w:val="0"/>
-                <w:color w:val="12110F"/>
-                <w:sz w:val="20"/>
-              </w:rPr>
-              <w:t>Four public pages. No cart.</w:t>
-            </w:r>
-          </w:p>
-        </w:tc>
-      </w:tr>
-      <w:tr>
-        <w:tc>
-          <w:tcPr>
-            <w:tcW w:type="dxa" w:w="3120"/>
-            <w:shd w:fill="F6F4F0" w:val="clear"/>
-          </w:tcPr>
-          <w:p>
-            <w:r/>
-            <w:r>
-              <w:rPr>
-                <w:rFonts w:ascii="Calibri" w:hAnsi="Calibri" w:eastAsia="Calibri"/>
-                <w:b w:val="0"/>
-                <w:i w:val="0"/>
-                <w:color w:val="12110F"/>
-                <w:sz w:val="20"/>
-              </w:rPr>
-              <w:t>3:00–3:35</w:t>
-            </w:r>
-          </w:p>
-        </w:tc>
-        <w:tc>
-          <w:tcPr>
-            <w:tcW w:type="dxa" w:w="3120"/>
-            <w:shd w:fill="F6F4F0" w:val="clear"/>
-          </w:tcPr>
-          <w:p>
-            <w:r/>
-            <w:r>
-              <w:rPr>
-                <w:rFonts w:ascii="Calibri" w:hAnsi="Calibri" w:eastAsia="Calibri"/>
-                <w:b w:val="0"/>
-                <w:i w:val="0"/>
-                <w:color w:val="12110F"/>
-                <w:sz w:val="20"/>
-              </w:rPr>
-              <w:t>6 Why this shape</w:t>
+              <w:t>4 Why this shape</w:t>
             </w:r>
           </w:p>
         </w:tc>
@@ -2239,7 +2429,7 @@
                 <w:color w:val="12110F"/>
                 <w:sz w:val="20"/>
               </w:rPr>
-              <w:t>3:35–4:25</w:t>
+              <w:t>2:50–3:35</w:t>
             </w:r>
           </w:p>
         </w:tc>
@@ -2257,7 +2447,7 @@
                 <w:color w:val="12110F"/>
                 <w:sz w:val="20"/>
               </w:rPr>
-              <w:t>7 Architecture</w:t>
+              <w:t>5 Editor to production</w:t>
             </w:r>
           </w:p>
         </w:tc>
@@ -2275,7 +2465,7 @@
                 <w:color w:val="12110F"/>
                 <w:sz w:val="20"/>
               </w:rPr>
-              <w:t>Studio → GROQ → Next.js → live catalog.</w:t>
+              <w:t>Studio → GROQ → Next.js → ISR → catalog.</w:t>
             </w:r>
           </w:p>
         </w:tc>
@@ -2296,7 +2486,7 @@
                 <w:color w:val="12110F"/>
                 <w:sz w:val="20"/>
               </w:rPr>
-              <w:t>4:25–5:00</w:t>
+              <w:t>3:35–4:10</w:t>
             </w:r>
           </w:p>
         </w:tc>
@@ -2315,7 +2505,7 @@
                 <w:color w:val="12110F"/>
                 <w:sz w:val="20"/>
               </w:rPr>
-              <w:t>8 Content model</w:t>
+              <w:t>6 Five documents</w:t>
             </w:r>
           </w:p>
         </w:tc>
@@ -2334,7 +2524,7 @@
                 <w:color w:val="12110F"/>
                 <w:sz w:val="20"/>
               </w:rPr>
-              <w:t>Five document types. Change Icehouse once.</w:t>
+              <w:t>Change Icehouse once. Every surface follows.</w:t>
             </w:r>
           </w:p>
         </w:tc>
@@ -2354,7 +2544,7 @@
                 <w:color w:val="12110F"/>
                 <w:sz w:val="20"/>
               </w:rPr>
-              <w:t>5:00–7:40</w:t>
+              <w:t>4:10–6:40</w:t>
             </w:r>
           </w:p>
         </w:tc>
@@ -2372,7 +2562,7 @@
                 <w:color w:val="12110F"/>
                 <w:sz w:val="20"/>
               </w:rPr>
-              <w:t>9 Live demo</w:t>
+              <w:t>7 Live demo</w:t>
             </w:r>
           </w:p>
         </w:tc>
@@ -2390,7 +2580,7 @@
                 <w:color w:val="12110F"/>
                 <w:sz w:val="20"/>
               </w:rPr>
-              <w:t>This is the talk. Four clicks.</w:t>
+              <w:t>Home, packet, publish, tracking.</w:t>
             </w:r>
           </w:p>
         </w:tc>
@@ -2411,7 +2601,7 @@
                 <w:color w:val="12110F"/>
                 <w:sz w:val="20"/>
               </w:rPr>
-              <w:t>7:40–8:20</w:t>
+              <w:t>6:40–7:20</w:t>
             </w:r>
           </w:p>
         </w:tc>
@@ -2430,7 +2620,7 @@
                 <w:color w:val="12110F"/>
                 <w:sz w:val="20"/>
               </w:rPr>
-              <w:t>10 Decisions</w:t>
+              <w:t>8 Decisions</w:t>
             </w:r>
           </w:p>
         </w:tc>
@@ -2469,7 +2659,7 @@
                 <w:color w:val="12110F"/>
                 <w:sz w:val="20"/>
               </w:rPr>
-              <w:t>8:20–8:50</w:t>
+              <w:t>7:20–7:45</w:t>
             </w:r>
           </w:p>
         </w:tc>
@@ -2487,7 +2677,7 @@
                 <w:color w:val="12110F"/>
                 <w:sz w:val="20"/>
               </w:rPr>
-              <w:t>11 Close</w:t>
+              <w:t>9 Close</w:t>
             </w:r>
           </w:p>
         </w:tc>
@@ -2526,7 +2716,7 @@
                 <w:color w:val="12110F"/>
                 <w:sz w:val="20"/>
               </w:rPr>
-              <w:t>8:50–9:05</w:t>
+              <w:t>7:45–8:00</w:t>
             </w:r>
           </w:p>
         </w:tc>
@@ -2545,7 +2735,7 @@
                 <w:color w:val="12110F"/>
                 <w:sz w:val="20"/>
               </w:rPr>
-              <w:t>12 NDA map</w:t>
+              <w:t>10 Work I cannot open</w:t>
             </w:r>
           </w:p>
         </w:tc>
@@ -2564,7 +2754,122 @@
                 <w:color w:val="12110F"/>
                 <w:sz w:val="20"/>
               </w:rPr>
-              <w:t>Two public sites. No Studio.</w:t>
+              <w:t>Jamb and Slingshot. Public only.</w:t>
+            </w:r>
+          </w:p>
+        </w:tc>
+      </w:tr>
+      <w:tr>
+        <w:tc>
+          <w:tcPr>
+            <w:tcW w:type="dxa" w:w="3120"/>
+          </w:tcPr>
+          <w:p>
+            <w:r/>
+            <w:r>
+              <w:rPr>
+                <w:rFonts w:ascii="Calibri" w:hAnsi="Calibri" w:eastAsia="Calibri"/>
+                <w:b w:val="0"/>
+                <w:i w:val="0"/>
+                <w:color w:val="12110F"/>
+                <w:sz w:val="20"/>
+              </w:rPr>
+              <w:t>8:00–8:35</w:t>
+            </w:r>
+          </w:p>
+        </w:tc>
+        <w:tc>
+          <w:tcPr>
+            <w:tcW w:type="dxa" w:w="3120"/>
+          </w:tcPr>
+          <w:p>
+            <w:r/>
+            <w:r>
+              <w:rPr>
+                <w:rFonts w:ascii="Calibri" w:hAnsi="Calibri" w:eastAsia="Calibri"/>
+                <w:b w:val="0"/>
+                <w:i w:val="0"/>
+                <w:color w:val="12110F"/>
+                <w:sz w:val="20"/>
+              </w:rPr>
+              <w:t>11 Jamb business</w:t>
+            </w:r>
+          </w:p>
+        </w:tc>
+        <w:tc>
+          <w:tcPr>
+            <w:tcW w:type="dxa" w:w="3120"/>
+          </w:tcPr>
+          <w:p>
+            <w:r/>
+            <w:r>
+              <w:rPr>
+                <w:rFonts w:ascii="Calibri" w:hAnsi="Calibri" w:eastAsia="Calibri"/>
+                <w:b w:val="0"/>
+                <w:i w:val="0"/>
+                <w:color w:val="12110F"/>
+                <w:sz w:val="20"/>
+              </w:rPr>
+              <w:t>Who, inventory, sale.</w:t>
+            </w:r>
+          </w:p>
+        </w:tc>
+      </w:tr>
+      <w:tr>
+        <w:tc>
+          <w:tcPr>
+            <w:tcW w:type="dxa" w:w="3120"/>
+            <w:shd w:fill="F6F4F0" w:val="clear"/>
+          </w:tcPr>
+          <w:p>
+            <w:r/>
+            <w:r>
+              <w:rPr>
+                <w:rFonts w:ascii="Calibri" w:hAnsi="Calibri" w:eastAsia="Calibri"/>
+                <w:b w:val="0"/>
+                <w:i w:val="0"/>
+                <w:color w:val="12110F"/>
+                <w:sz w:val="20"/>
+              </w:rPr>
+              <w:t>8:35–9:05</w:t>
+            </w:r>
+          </w:p>
+        </w:tc>
+        <w:tc>
+          <w:tcPr>
+            <w:tcW w:type="dxa" w:w="3120"/>
+            <w:shd w:fill="F6F4F0" w:val="clear"/>
+          </w:tcPr>
+          <w:p>
+            <w:r/>
+            <w:r>
+              <w:rPr>
+                <w:rFonts w:ascii="Calibri" w:hAnsi="Calibri" w:eastAsia="Calibri"/>
+                <w:b w:val="0"/>
+                <w:i w:val="0"/>
+                <w:color w:val="12110F"/>
+                <w:sz w:val="20"/>
+              </w:rPr>
+              <w:t>12 Jamb collections</w:t>
+            </w:r>
+          </w:p>
+        </w:tc>
+        <w:tc>
+          <w:tcPr>
+            <w:tcW w:type="dxa" w:w="3120"/>
+            <w:shd w:fill="F6F4F0" w:val="clear"/>
+          </w:tcPr>
+          <w:p>
+            <w:r/>
+            <w:r>
+              <w:rPr>
+                <w:rFonts w:ascii="Calibri" w:hAnsi="Calibri" w:eastAsia="Calibri"/>
+                <w:b w:val="0"/>
+                <w:i w:val="0"/>
+                <w:color w:val="12110F"/>
+                <w:sz w:val="20"/>
+              </w:rPr>
+              <w:t>Fireplaces, lighting, furniture, journal.</w:t>
             </w:r>
           </w:p>
         </w:tc>
@@ -2602,7 +2907,7 @@
                 <w:color w:val="12110F"/>
                 <w:sz w:val="20"/>
               </w:rPr>
-              <w:t>13 Jamb business</w:t>
+              <w:t>13 Slingshot problem</w:t>
             </w:r>
           </w:p>
         </w:tc>
@@ -2620,7 +2925,7 @@
                 <w:color w:val="12110F"/>
                 <w:sz w:val="20"/>
               </w:rPr>
-              <w:t>Who buys, what sells, how it sells.</w:t>
+              <w:t>The control, then the product.</w:t>
             </w:r>
           </w:p>
         </w:tc>
@@ -2660,122 +2965,7 @@
                 <w:color w:val="12110F"/>
                 <w:sz w:val="20"/>
               </w:rPr>
-              <w:t>14 Jamb catalog</w:t>
-            </w:r>
-          </w:p>
-        </w:tc>
-        <w:tc>
-          <w:tcPr>
-            <w:tcW w:type="dxa" w:w="3120"/>
-            <w:shd w:fill="F6F4F0" w:val="clear"/>
-          </w:tcPr>
-          <w:p>
-            <w:r/>
-            <w:r>
-              <w:rPr>
-                <w:rFonts w:ascii="Calibri" w:hAnsi="Calibri" w:eastAsia="Calibri"/>
-                <w:b w:val="0"/>
-                <w:i w:val="0"/>
-                <w:color w:val="12110F"/>
-                <w:sz w:val="20"/>
-              </w:rPr>
-              <w:t>Fireplaces, lighting, furniture, journal.</w:t>
-            </w:r>
-          </w:p>
-        </w:tc>
-      </w:tr>
-      <w:tr>
-        <w:tc>
-          <w:tcPr>
-            <w:tcW w:type="dxa" w:w="3120"/>
-          </w:tcPr>
-          <w:p>
-            <w:r/>
-            <w:r>
-              <w:rPr>
-                <w:rFonts w:ascii="Calibri" w:hAnsi="Calibri" w:eastAsia="Calibri"/>
-                <w:b w:val="0"/>
-                <w:i w:val="0"/>
-                <w:color w:val="12110F"/>
-                <w:sz w:val="20"/>
-              </w:rPr>
-              <w:t>10:10–10:45</w:t>
-            </w:r>
-          </w:p>
-        </w:tc>
-        <w:tc>
-          <w:tcPr>
-            <w:tcW w:type="dxa" w:w="3120"/>
-          </w:tcPr>
-          <w:p>
-            <w:r/>
-            <w:r>
-              <w:rPr>
-                <w:rFonts w:ascii="Calibri" w:hAnsi="Calibri" w:eastAsia="Calibri"/>
-                <w:b w:val="0"/>
-                <w:i w:val="0"/>
-                <w:color w:val="12110F"/>
-                <w:sz w:val="20"/>
-              </w:rPr>
-              <w:t>15 Slingshot business</w:t>
-            </w:r>
-          </w:p>
-        </w:tc>
-        <w:tc>
-          <w:tcPr>
-            <w:tcW w:type="dxa" w:w="3120"/>
-          </w:tcPr>
-          <w:p>
-            <w:r/>
-            <w:r>
-              <w:rPr>
-                <w:rFonts w:ascii="Calibri" w:hAnsi="Calibri" w:eastAsia="Calibri"/>
-                <w:b w:val="0"/>
-                <w:i w:val="0"/>
-                <w:color w:val="12110F"/>
-                <w:sz w:val="20"/>
-              </w:rPr>
-              <w:t>The control problem, then the product.</w:t>
-            </w:r>
-          </w:p>
-        </w:tc>
-      </w:tr>
-      <w:tr>
-        <w:tc>
-          <w:tcPr>
-            <w:tcW w:type="dxa" w:w="3120"/>
-            <w:shd w:fill="F6F4F0" w:val="clear"/>
-          </w:tcPr>
-          <w:p>
-            <w:r/>
-            <w:r>
-              <w:rPr>
-                <w:rFonts w:ascii="Calibri" w:hAnsi="Calibri" w:eastAsia="Calibri"/>
-                <w:b w:val="0"/>
-                <w:i w:val="0"/>
-                <w:color w:val="12110F"/>
-                <w:sz w:val="20"/>
-              </w:rPr>
-              <w:t>10:45–11:15</w:t>
-            </w:r>
-          </w:p>
-        </w:tc>
-        <w:tc>
-          <w:tcPr>
-            <w:tcW w:type="dxa" w:w="3120"/>
-            <w:shd w:fill="F6F4F0" w:val="clear"/>
-          </w:tcPr>
-          <w:p>
-            <w:r/>
-            <w:r>
-              <w:rPr>
-                <w:rFonts w:ascii="Calibri" w:hAnsi="Calibri" w:eastAsia="Calibri"/>
-                <w:b w:val="0"/>
-                <w:i w:val="0"/>
-                <w:color w:val="12110F"/>
-                <w:sz w:val="20"/>
-              </w:rPr>
-              <w:t>16 Slingshot catalog</w:t>
+              <w:t>14 Slingshot catalog</w:t>
             </w:r>
           </w:p>
         </w:tc>
@@ -2814,7 +3004,7 @@
                 <w:color w:val="12110F"/>
                 <w:sz w:val="20"/>
               </w:rPr>
-              <w:t>11:15–11:30</w:t>
+              <w:t>10:10–10:25</w:t>
             </w:r>
           </w:p>
         </w:tc>
@@ -2832,7 +3022,7 @@
                 <w:color w:val="12110F"/>
                 <w:sz w:val="20"/>
               </w:rPr>
-              <w:t>17 Stop</w:t>
+              <w:t>15 Stop</w:t>
             </w:r>
           </w:p>
         </w:tc>
@@ -2869,7 +3059,7 @@
           <w:color w:val="6B6560"/>
           <w:sz w:val="22"/>
         </w:rPr>
-        <w:t>If you run long: skip slide 10, say the close line, take questions. Do not skip slides 2 and 3 — that is how the room knows what you are presenting.</w:t>
+        <w:t>If you run long: skip slide 8 (decisions), say the close line, take questions. Past work is 10–15.</w:t>
       </w:r>
     </w:p>
     <w:p>
@@ -2944,7 +3134,7 @@
           <w:color w:val="12110F"/>
           <w:sz w:val="22"/>
         </w:rPr>
-        <w:t>You are saying what this talk is: a marketing website, not a SaaS app.</w:t>
+        <w:t>Thorn &amp; Furrow is a live heirloom-seed catalog on Next.js and Sanity.</w:t>
       </w:r>
     </w:p>
     <w:p>
@@ -2974,7 +3164,7 @@
           <w:color w:val="12110F"/>
           <w:sz w:val="22"/>
         </w:rPr>
-        <w:t>Next.js is the site. Sanity is the CMS. Vercel is deploy. Thorn &amp; Furrow is the catalog you can open. Two other sites come later; you will not open their CMS.</w:t>
+        <w:t>Product, content model, publish loop. This catalog I can open. Two other live sites come later; I will not open their studios.</w:t>
       </w:r>
     </w:p>
     <w:p>
@@ -3004,7 +3194,7 @@
           <w:color w:val="6B6560"/>
           <w:sz w:val="22"/>
         </w:rPr>
-        <w:t>Do not start the demo yet. The deck is on the projector. The catalog is already open in a browser.</w:t>
+        <w:t>The deck is Thorn-and-Furrow-Portfolio.pptx — 15 slides. Title names Next.js App Router, Sanity, TypeScript.</w:t>
       </w:r>
     </w:p>
     <w:p>
@@ -3019,7 +3209,7 @@
           <w:color w:val="12110F"/>
           <w:sz w:val="26"/>
         </w:rPr>
-        <w:t>Slide 2  ·  Not a SaaS</w:t>
+        <w:t>Slide 2  ·  I own the types. They own the catalog.</w:t>
       </w:r>
     </w:p>
     <w:p>
@@ -3049,7 +3239,7 @@
           <w:color w:val="12110F"/>
           <w:sz w:val="22"/>
         </w:rPr>
-        <w:t>You are drawing a line: login app vs public catalog.</w:t>
+        <w:t>Engineering owns schemas. Marketing owns the weekly catalog.</w:t>
       </w:r>
     </w:p>
     <w:p>
@@ -3079,7 +3269,7 @@
           <w:color w:val="12110F"/>
           <w:sz w:val="22"/>
         </w:rPr>
-        <w:t>SaaS = people log in, the software is the product, success is signup. This site = nobody logs in, the catalog is the marketing surface, success is a packet-list request (a lead).</w:t>
+        <w:t>Catalog 14, 17 packets grown out, March–June, zone 6a Tivoli. A heading or sold-out packet is a field, not a deploy. The season is a document.</w:t>
       </w:r>
     </w:p>
     <w:p>
@@ -3109,7 +3299,7 @@
           <w:color w:val="6B6560"/>
           <w:sz w:val="22"/>
         </w:rPr>
-        <w:t>Point left then right. Stay on the slide.</w:t>
+        <w:t>Live URL is on the slide. Studio is not this slide.</w:t>
       </w:r>
     </w:p>
     <w:p>
@@ -3124,7 +3314,7 @@
           <w:color w:val="12110F"/>
           <w:sz w:val="26"/>
         </w:rPr>
-        <w:t>Slide 3  ·  The stack</w:t>
+        <w:t>Slide 3  ·  What visitors see</w:t>
       </w:r>
     </w:p>
     <w:p>
@@ -3154,7 +3344,7 @@
           <w:color w:val="12110F"/>
           <w:sz w:val="22"/>
         </w:rPr>
-        <w:t>You are naming the three tools, in order.</w:t>
+        <w:t>Four public surfaces. Studio is not linked on the storefront.</w:t>
       </w:r>
     </w:p>
     <w:p>
@@ -3184,7 +3374,7 @@
           <w:color w:val="12110F"/>
           <w:sz w:val="22"/>
         </w:rPr>
-        <w:t>Next.js draws the public pages. Sanity is the editor (Studio). Vercel hosts the site after a git push. Editor publishes → Next.js pulls → Vercel serves.</w:t>
+        <w:t>Home is composed sections. Varieties is the catalog. Journal is field notes. Mail order is a letter, not a cart.</w:t>
       </w:r>
     </w:p>
     <w:p>
@@ -3214,7 +3404,7 @@
           <w:color w:val="6B6560"/>
           <w:sz w:val="22"/>
         </w:rPr>
-        <w:t>Walk the three boxes. Do not open code.</w:t>
+        <w:t>If they ask why no cart: qualified packet-list lead.</w:t>
       </w:r>
     </w:p>
     <w:p>
@@ -3229,7 +3419,7 @@
           <w:color w:val="12110F"/>
           <w:sz w:val="26"/>
         </w:rPr>
-        <w:t>Slide 4  ·  The job</w:t>
+        <w:t>Slide 4  ·  Why this shape</w:t>
       </w:r>
     </w:p>
     <w:p>
@@ -3259,7 +3449,7 @@
           <w:color w:val="12110F"/>
           <w:sz w:val="22"/>
         </w:rPr>
-        <w:t>You are explaining the work: marketers edit fields; you own the structure.</w:t>
+        <w:t>Documents, composition, editor fields, stable tracking.</w:t>
       </w:r>
     </w:p>
     <w:p>
@@ -3289,7 +3479,7 @@
           <w:color w:val="12110F"/>
           <w:sz w:val="22"/>
         </w:rPr>
-        <w:t>A farm sells 17 seed packets each spring. If a variety is listed, they grow it. A sold-out packet or a new heading is a field, not a code change. That is the same deal as any marketing website.</w:t>
+        <w:t>Icehouse is one record reused everywhere. Homepage is an ordered section array. GTM keys off eventId, not button copy.</w:t>
       </w:r>
     </w:p>
     <w:p>
@@ -3319,7 +3509,7 @@
           <w:color w:val="6B6560"/>
           <w:sz w:val="22"/>
         </w:rPr>
-        <w:t>Stay on the slide. Do not click the site.</w:t>
+        <w:t>If they ask why not a 2×3 grid: that is a SaaS homepage. This is a catalog.</w:t>
       </w:r>
     </w:p>
     <w:p>
@@ -3334,7 +3524,7 @@
           <w:color w:val="12110F"/>
           <w:sz w:val="26"/>
         </w:rPr>
-        <w:t>Slide 5  ·  What visitors see</w:t>
+        <w:t>Slide 5  ·  Editor to production</w:t>
       </w:r>
     </w:p>
     <w:p>
@@ -3364,7 +3554,7 @@
           <w:color w:val="12110F"/>
           <w:sz w:val="22"/>
         </w:rPr>
-        <w:t>You are touring the public site the way a visitor sees it.</w:t>
+        <w:t>Studio → GROQ → Next.js → ISR → catalog.</w:t>
       </w:r>
     </w:p>
     <w:p>
@@ -3394,7 +3584,7 @@
           <w:color w:val="12110F"/>
           <w:sz w:val="22"/>
         </w:rPr>
-        <w:t>Four pages: homepage (blocks from the CMS), varieties (the catalog), journal (seasonal notes), mail order (a letter, not a shopping cart). Studio exists, but it is not linked in the footer — the storefront should feel like a real catalog.</w:t>
+        <w:t>RSC pages. ISR about 60s plus a signed revalidate after publish. Local seed if Sanity is down.</w:t>
       </w:r>
     </w:p>
     <w:p>
@@ -3424,7 +3614,7 @@
           <w:color w:val="6B6560"/>
           <w:sz w:val="22"/>
         </w:rPr>
-        <w:t>Point at the four screenshot cards.</w:t>
+        <w:t>GROQ is Sanity’s query language, not the AI company.</w:t>
       </w:r>
     </w:p>
     <w:p>
@@ -3439,7 +3629,7 @@
           <w:color w:val="12110F"/>
           <w:sz w:val="26"/>
         </w:rPr>
-        <w:t>Slide 6  ·  Why this shape</w:t>
+        <w:t>Slide 6  ·  Five documents</w:t>
       </w:r>
     </w:p>
     <w:p>
@@ -3469,7 +3659,7 @@
           <w:color w:val="12110F"/>
           <w:sz w:val="22"/>
         </w:rPr>
-        <w:t>You are saying why this is not a generic marketing homework site.</w:t>
+        <w:t>Farm settings, Catalog homepage, Variety, Journal note, Workshop.</w:t>
       </w:r>
     </w:p>
     <w:p>
@@ -3499,7 +3689,7 @@
           <w:color w:val="12110F"/>
           <w:sz w:val="22"/>
         </w:rPr>
-        <w:t>Four ideas: (1) one Icehouse Tomato document reused everywhere, (2) homepage is an ordered list of sections, (3) marketers edit stock and price, (4) analytics uses a hidden event ID, not the button words.</w:t>
+        <w:t>Variety is the product object. Change Icehouse once; home, packet page, and order form follow.</w:t>
       </w:r>
     </w:p>
     <w:p>
@@ -3529,7 +3719,7 @@
           <w:color w:val="6B6560"/>
           <w:sz w:val="22"/>
         </w:rPr>
-        <w:t>If you forget a word, say: one record, many pages.</w:t>
+        <w:t>Desk is labeled The farm.</w:t>
       </w:r>
     </w:p>
     <w:p>
@@ -3544,7 +3734,7 @@
           <w:color w:val="12110F"/>
           <w:sz w:val="26"/>
         </w:rPr>
-        <w:t>Slide 7  ·  Architecture</w:t>
+        <w:t>Slide 7  ·  Live demo — this is the talk</w:t>
       </w:r>
     </w:p>
     <w:p>
@@ -3574,7 +3764,7 @@
           <w:color w:val="12110F"/>
           <w:sz w:val="22"/>
         </w:rPr>
-        <w:t>You are walking the path from editor to live page. Left to right.</w:t>
+        <w:t>Home, Icehouse packet, publish a heading, CTA eventId.</w:t>
       </w:r>
     </w:p>
     <w:p>
@@ -3604,7 +3794,7 @@
           <w:color w:val="12110F"/>
           <w:sz w:val="22"/>
         </w:rPr>
-        <w:t>Studio → GROQ query → Next.js page → ISR refresh → catalog. If Sanity is down, a local backup still shows the catalog. That is how the demo cannot die.</w:t>
+        <w:t>Masthead is a section. Featured packet is a document. Publish is not a deploy. Label is copy; eventId is the contract.</w:t>
       </w:r>
     </w:p>
     <w:p>
@@ -3634,7 +3824,7 @@
           <w:color w:val="6B6560"/>
           <w:sz w:val="22"/>
         </w:rPr>
-        <w:t>Do not open code unless they ask.</w:t>
+        <w:t>Studio path if they ask: Catalog homepage → Catalog sections → Catalog masthead → Heading → Publish.</w:t>
       </w:r>
     </w:p>
     <w:p>
@@ -3649,7 +3839,7 @@
           <w:color w:val="12110F"/>
           <w:sz w:val="26"/>
         </w:rPr>
-        <w:t>Slide 8  ·  Content model</w:t>
+        <w:t>Slide 8  ·  What I would defend</w:t>
       </w:r>
     </w:p>
     <w:p>
@@ -3679,7 +3869,7 @@
           <w:color w:val="12110F"/>
           <w:sz w:val="22"/>
         </w:rPr>
-        <w:t>You are naming the five kinds of records in the CMS.</w:t>
+        <w:t>Five decisions: RSC+GROQ, references, eventId, ISR+webhook, no cart.</w:t>
       </w:r>
     </w:p>
     <w:p>
@@ -3709,7 +3899,7 @@
           <w:color w:val="12110F"/>
           <w:sz w:val="22"/>
         </w:rPr>
-        <w:t>Farm settings (site chrome). Catalog homepage (ordered sections). Variety (the product). Journal note. Workshop. Change Icehouse once; home, packet page, and order form all follow.</w:t>
+        <w:t>Server fetch. One document. Tracking survives a rewrite. Fresh after publish. A lead, not a fake checkout.</w:t>
       </w:r>
     </w:p>
     <w:p>
@@ -3739,7 +3929,7 @@
           <w:color w:val="6B6560"/>
           <w:sz w:val="22"/>
         </w:rPr>
-        <w:t>Say the desk is labeled The farm — editors see a catalog, not a generic CMS.</w:t>
+        <w:t>If Studio failed, local seed still rendered.</w:t>
       </w:r>
     </w:p>
     <w:p>
@@ -3754,7 +3944,7 @@
           <w:color w:val="12110F"/>
           <w:sz w:val="26"/>
         </w:rPr>
-        <w:t>Slide 9  ·  Live demo</w:t>
+        <w:t>Slide 9  ·  Close</w:t>
       </w:r>
     </w:p>
     <w:p>
@@ -3784,7 +3974,7 @@
           <w:color w:val="12110F"/>
           <w:sz w:val="22"/>
         </w:rPr>
-        <w:t>This is the talk. Switch to the browser. Four clicks.</w:t>
+        <w:t>One sentence.</w:t>
       </w:r>
     </w:p>
     <w:p>
@@ -3814,7 +4004,7 @@
           <w:color w:val="12110F"/>
           <w:sz w:val="22"/>
         </w:rPr>
-        <w:t>Home is live. Icehouse is the same document. You change a heading in Studio, publish, reload — it is live. The button text can change; the event ID cannot.</w:t>
+        <w:t>The catalog is the product. The CMS is how it changes without a deploy.</w:t>
       </w:r>
     </w:p>
     <w:p>
@@ -3844,7 +4034,7 @@
           <w:color w:val="6B6560"/>
           <w:sz w:val="22"/>
         </w:rPr>
-        <w:t>Practice this until you can do it without the notes.</w:t>
+        <w:t>Stop here if they only have ten minutes. Past work is slides 10–15.</w:t>
       </w:r>
     </w:p>
     <w:p>
@@ -3859,7 +4049,7 @@
           <w:color w:val="12110F"/>
           <w:sz w:val="26"/>
         </w:rPr>
-        <w:t>Slide 10  ·  What I would defend</w:t>
+        <w:t>Slide 10  ·  Work I cannot open</w:t>
       </w:r>
     </w:p>
     <w:p>
@@ -3889,7 +4079,7 @@
           <w:color w:val="12110F"/>
           <w:sz w:val="22"/>
         </w:rPr>
-        <w:t>You are listing five choices you would make again.</w:t>
+        <w:t>Jamb and Slingshot as public businesses. No Studio.</w:t>
       </w:r>
     </w:p>
     <w:p>
@@ -3919,7 +4109,7 @@
           <w:color w:val="12110F"/>
           <w:sz w:val="22"/>
         </w:rPr>
-        <w:t>Fetch on the server. Do not copy the same tomato into three places. Track event IDs. Refresh after publish. No fake cart — a packet-list request is the lead.</w:t>
+        <w:t>Who buys, what is inventory, how a visit becomes a sale. Then where Sanity sits.</w:t>
       </w:r>
     </w:p>
     <w:p>
@@ -3949,7 +4139,7 @@
           <w:color w:val="6B6560"/>
           <w:sz w:val="22"/>
         </w:rPr>
-        <w:t>If Studio failed in the demo, say the seed fallback still rendered.</w:t>
+        <w:t>Never invent field names.</w:t>
       </w:r>
     </w:p>
     <w:p>
@@ -3964,7 +4154,7 @@
           <w:color w:val="12110F"/>
           <w:sz w:val="26"/>
         </w:rPr>
-        <w:t>Slide 11  ·  Close</w:t>
+        <w:t>Slide 11  ·  Jamb — who buys, what sells</w:t>
       </w:r>
     </w:p>
     <w:p>
@@ -3994,7 +4184,7 @@
           <w:color w:val="12110F"/>
           <w:sz w:val="22"/>
         </w:rPr>
-        <w:t>One sentence. Then stop if they only have ten minutes.</w:t>
+        <w:t>Designers and collectors. Antiques plus reproductions. Showroom enquiry.</w:t>
       </w:r>
     </w:p>
     <w:p>
@@ -4024,7 +4214,7 @@
           <w:color w:val="12110F"/>
           <w:sz w:val="22"/>
         </w:rPr>
-        <w:t>The catalog is the product. The CMS is how it changes without a deploy.</w:t>
+        <w:t>Sanity owns collections and journal stories. Next.js is the storefront. I cannot open the desk.</w:t>
       </w:r>
     </w:p>
     <w:p>
@@ -4054,7 +4244,7 @@
           <w:color w:val="6B6560"/>
           <w:sz w:val="22"/>
         </w:rPr>
-        <w:t>Memorize this line. Do not add a new topic.</w:t>
+        <w:t>Screenshot is the public homepage.</w:t>
       </w:r>
     </w:p>
     <w:p>
@@ -4069,7 +4259,7 @@
           <w:color w:val="12110F"/>
           <w:sz w:val="26"/>
         </w:rPr>
-        <w:t>Slide 12  ·  NDA map</w:t>
+        <w:t>Slide 12  ·  Jamb — four public collections</w:t>
       </w:r>
     </w:p>
     <w:p>
@@ -4099,7 +4289,7 @@
           <w:color w:val="12110F"/>
           <w:sz w:val="22"/>
         </w:rPr>
-        <w:t>You are introducing two live sites you cannot open internally.</w:t>
+        <w:t>Fireplaces, lighting, furniture, journal.</w:t>
       </w:r>
     </w:p>
     <w:p>
@@ -4129,7 +4319,7 @@
           <w:color w:val="12110F"/>
           <w:sz w:val="22"/>
         </w:rPr>
-        <w:t>Explain them like an ads business: who buys, what is inventory, how a visit becomes a sale. Jamb is a Pimlico dealer. Slingshot sells lab reagents. Public pages only.</w:t>
+        <w:t>Same contract as any marketing catalog. Do not name schemas.</w:t>
       </w:r>
     </w:p>
     <w:p>
@@ -4159,7 +4349,7 @@
           <w:color w:val="6B6560"/>
           <w:sz w:val="22"/>
         </w:rPr>
-        <w:t>Never open their Studio. Never invent field names.</w:t>
+        <w:t>Original Globe is the lighting story that started reproductions.</w:t>
       </w:r>
     </w:p>
     <w:p>
@@ -4174,7 +4364,7 @@
           <w:color w:val="12110F"/>
           <w:sz w:val="26"/>
         </w:rPr>
-        <w:t>Slide 13  ·  Jamb business</w:t>
+        <w:t>Slide 13  ·  Slingshot — the control problem</w:t>
       </w:r>
     </w:p>
     <w:p>
@@ -4204,7 +4394,7 @@
           <w:color w:val="12110F"/>
           <w:sz w:val="22"/>
         </w:rPr>
-        <w:t>You are explaining Jamb as a business, not as code.</w:t>
+        <w:t>Labs buy mimics because donor cells expire and beads scatter wrong.</w:t>
       </w:r>
     </w:p>
     <w:p>
@@ -4234,7 +4424,7 @@
           <w:color w:val="12110F"/>
           <w:sz w:val="22"/>
         </w:rPr>
-        <w:t>Who: designers and collectors. Inventory: unique antiques plus handmade copies so a design survives after the antique sells. Sale: showroom enquiry, not Amazon. Sanity owns collections and journal stories.</w:t>
+        <w:t>Shelf-stable synthetic cells. Find a control, read a protocol, order a reagent. Repeat purchases.</w:t>
       </w:r>
     </w:p>
     <w:p>
@@ -4264,7 +4454,7 @@
           <w:color w:val="6B6560"/>
           <w:sz w:val="22"/>
         </w:rPr>
-        <w:t>The screenshot is the public homepage.</w:t>
+        <w:t>How Mimics Work is the public argument. Still no Studio.</w:t>
       </w:r>
     </w:p>
     <w:p>
@@ -4279,7 +4469,7 @@
           <w:color w:val="12110F"/>
           <w:sz w:val="26"/>
         </w:rPr>
-        <w:t>Slide 14  ·  Jamb catalog</w:t>
+        <w:t>Slide 14  ·  Slingshot — catalog, argument, shop</w:t>
       </w:r>
     </w:p>
     <w:p>
@@ -4309,7 +4499,7 @@
           <w:color w:val="12110F"/>
           <w:sz w:val="22"/>
         </w:rPr>
-        <w:t>You are naming four public collections.</w:t>
+        <w:t>Home, How Mimics Work, shop.</w:t>
       </w:r>
     </w:p>
     <w:p>
@@ -4339,7 +4529,7 @@
           <w:color w:val="12110F"/>
           <w:sz w:val="22"/>
         </w:rPr>
-        <w:t>Fireplaces, lighting, furniture, journal. Same idea as Thorn &amp; Furrow: collections in the CMS, storefront in Next.js.</w:t>
+        <w:t>Shop has a cart — that is their conversion, not Thorn &amp; Furrow’s. Products and resources in Sanity.</w:t>
       </w:r>
     </w:p>
     <w:p>
@@ -4369,7 +4559,7 @@
           <w:color w:val="6B6560"/>
           <w:sz w:val="22"/>
         </w:rPr>
-        <w:t>Do not guess schema names. Say collections and stories.</w:t>
+        <w:t>I cannot open the desk.</w:t>
       </w:r>
     </w:p>
     <w:p>
@@ -4384,7 +4574,7 @@
           <w:color w:val="12110F"/>
           <w:sz w:val="26"/>
         </w:rPr>
-        <w:t>Slide 15  ·  Slingshot business</w:t>
+        <w:t>Slide 15  ·  Stop</w:t>
       </w:r>
     </w:p>
     <w:p>
@@ -4414,7 +4604,7 @@
           <w:color w:val="12110F"/>
           <w:sz w:val="22"/>
         </w:rPr>
-        <w:t>You are explaining why labs buy cell mimics.</w:t>
+        <w:t>Questions on this catalog, not those studios.</w:t>
       </w:r>
     </w:p>
     <w:p>
@@ -4444,7 +4634,7 @@
           <w:color w:val="12110F"/>
           <w:sz w:val="22"/>
         </w:rPr>
-        <w:t>Who: flow cytometry labs. Problem: real donor cells expire and vary; plastic beads scatter wrong. Product: shelf-stable synthetic cells. Sale: find a control, read a protocol, order a vial. Repeat purchases.</w:t>
+        <w:t>I cannot open those desks. This catalog I can.</w:t>
       </w:r>
     </w:p>
     <w:p>
@@ -4474,217 +4664,7 @@
           <w:color w:val="6B6560"/>
           <w:sz w:val="22"/>
         </w:rPr>
-        <w:t>The screenshot is How Mimics Work. Still no Studio.</w:t>
-      </w:r>
-    </w:p>
-    <w:p>
-      <w:pPr>
-        <w:spacing w:before="240" w:after="160" w:line="276" w:lineRule="auto"/>
-      </w:pPr>
-      <w:r>
-        <w:rPr>
-          <w:rFonts w:ascii="Georgia" w:hAnsi="Georgia" w:eastAsia="Georgia"/>
-          <w:b/>
-          <w:i w:val="0"/>
-          <w:color w:val="12110F"/>
-          <w:sz w:val="26"/>
-        </w:rPr>
-        <w:t>Slide 16  ·  Slingshot catalog</w:t>
-      </w:r>
-    </w:p>
-    <w:p>
-      <w:pPr>
-        <w:spacing w:before="0" w:after="40" w:line="276" w:lineRule="auto"/>
-      </w:pPr>
-      <w:r>
-        <w:rPr>
-          <w:rFonts w:ascii="Calibri" w:hAnsi="Calibri" w:eastAsia="Calibri"/>
-          <w:b/>
-          <w:i w:val="0"/>
-          <w:color w:val="3A4A38"/>
-          <w:sz w:val="20"/>
-        </w:rPr>
-        <w:t>What this slide means</w:t>
-      </w:r>
-    </w:p>
-    <w:p>
-      <w:pPr>
-        <w:spacing w:before="0" w:after="120" w:line="276" w:lineRule="auto"/>
-      </w:pPr>
-      <w:r>
-        <w:rPr>
-          <w:rFonts w:ascii="Calibri" w:hAnsi="Calibri" w:eastAsia="Calibri"/>
-          <w:b w:val="0"/>
-          <w:i w:val="0"/>
-          <w:color w:val="12110F"/>
-          <w:sz w:val="22"/>
-        </w:rPr>
-        <w:t>You are naming the public surfaces.</w:t>
-      </w:r>
-    </w:p>
-    <w:p>
-      <w:pPr>
-        <w:spacing w:before="0" w:after="40" w:line="276" w:lineRule="auto"/>
-      </w:pPr>
-      <w:r>
-        <w:rPr>
-          <w:rFonts w:ascii="Calibri" w:hAnsi="Calibri" w:eastAsia="Calibri"/>
-          <w:b/>
-          <w:i w:val="0"/>
-          <w:color w:val="3A4A38"/>
-          <w:sz w:val="20"/>
-        </w:rPr>
-        <w:t>Say it in your own words first</w:t>
-      </w:r>
-    </w:p>
-    <w:p>
-      <w:pPr>
-        <w:spacing w:before="0" w:after="120" w:line="276" w:lineRule="auto"/>
-      </w:pPr>
-      <w:r>
-        <w:rPr>
-          <w:rFonts w:ascii="Calibri" w:hAnsi="Calibri" w:eastAsia="Calibri"/>
-          <w:b w:val="0"/>
-          <w:i w:val="0"/>
-          <w:color w:val="12110F"/>
-          <w:sz w:val="22"/>
-        </w:rPr>
-        <w:t>Home = catalog. How Mimics Work = the argument. Shop = SKUs and a cart. Resources = notes and data sheets that help a scientist buy.</w:t>
-      </w:r>
-    </w:p>
-    <w:p>
-      <w:pPr>
-        <w:spacing w:before="0" w:after="40" w:line="276" w:lineRule="auto"/>
-      </w:pPr>
-      <w:r>
-        <w:rPr>
-          <w:rFonts w:ascii="Calibri" w:hAnsi="Calibri" w:eastAsia="Calibri"/>
-          <w:b/>
-          <w:i w:val="0"/>
-          <w:color w:val="3A4A38"/>
-          <w:sz w:val="20"/>
-        </w:rPr>
-        <w:t>Coach note</w:t>
-      </w:r>
-    </w:p>
-    <w:p>
-      <w:pPr>
-        <w:spacing w:before="0" w:after="200" w:line="276" w:lineRule="auto"/>
-      </w:pPr>
-      <w:r>
-        <w:rPr>
-          <w:rFonts w:ascii="Calibri" w:hAnsi="Calibri" w:eastAsia="Calibri"/>
-          <w:b w:val="0"/>
-          <w:i/>
-          <w:color w:val="6B6560"/>
-          <w:sz w:val="22"/>
-        </w:rPr>
-        <w:t>Same rule: I cannot open the desk.</w:t>
-      </w:r>
-    </w:p>
-    <w:p>
-      <w:pPr>
-        <w:spacing w:before="240" w:after="160" w:line="276" w:lineRule="auto"/>
-      </w:pPr>
-      <w:r>
-        <w:rPr>
-          <w:rFonts w:ascii="Georgia" w:hAnsi="Georgia" w:eastAsia="Georgia"/>
-          <w:b/>
-          <w:i w:val="0"/>
-          <w:color w:val="12110F"/>
-          <w:sz w:val="26"/>
-        </w:rPr>
-        <w:t>Slide 17  ·  Stop</w:t>
-      </w:r>
-    </w:p>
-    <w:p>
-      <w:pPr>
-        <w:spacing w:before="0" w:after="40" w:line="276" w:lineRule="auto"/>
-      </w:pPr>
-      <w:r>
-        <w:rPr>
-          <w:rFonts w:ascii="Calibri" w:hAnsi="Calibri" w:eastAsia="Calibri"/>
-          <w:b/>
-          <w:i w:val="0"/>
-          <w:color w:val="3A4A38"/>
-          <w:sz w:val="20"/>
-        </w:rPr>
-        <w:t>What this slide means</w:t>
-      </w:r>
-    </w:p>
-    <w:p>
-      <w:pPr>
-        <w:spacing w:before="0" w:after="120" w:line="276" w:lineRule="auto"/>
-      </w:pPr>
-      <w:r>
-        <w:rPr>
-          <w:rFonts w:ascii="Calibri" w:hAnsi="Calibri" w:eastAsia="Calibri"/>
-          <w:b w:val="0"/>
-          <w:i w:val="0"/>
-          <w:color w:val="12110F"/>
-          <w:sz w:val="22"/>
-        </w:rPr>
-        <w:t>You close the NDA section and invite questions on Thorn &amp; Furrow.</w:t>
-      </w:r>
-    </w:p>
-    <w:p>
-      <w:pPr>
-        <w:spacing w:before="0" w:after="40" w:line="276" w:lineRule="auto"/>
-      </w:pPr>
-      <w:r>
-        <w:rPr>
-          <w:rFonts w:ascii="Calibri" w:hAnsi="Calibri" w:eastAsia="Calibri"/>
-          <w:b/>
-          <w:i w:val="0"/>
-          <w:color w:val="3A4A38"/>
-          <w:sz w:val="20"/>
-        </w:rPr>
-        <w:t>Say it in your own words first</w:t>
-      </w:r>
-    </w:p>
-    <w:p>
-      <w:pPr>
-        <w:spacing w:before="0" w:after="120" w:line="276" w:lineRule="auto"/>
-      </w:pPr>
-      <w:r>
-        <w:rPr>
-          <w:rFonts w:ascii="Calibri" w:hAnsi="Calibri" w:eastAsia="Calibri"/>
-          <w:b w:val="0"/>
-          <w:i w:val="0"/>
-          <w:color w:val="12110F"/>
-          <w:sz w:val="22"/>
-        </w:rPr>
-        <w:t>I cannot open those desks. This catalog I can.</w:t>
-      </w:r>
-    </w:p>
-    <w:p>
-      <w:pPr>
-        <w:spacing w:before="0" w:after="40" w:line="276" w:lineRule="auto"/>
-      </w:pPr>
-      <w:r>
-        <w:rPr>
-          <w:rFonts w:ascii="Calibri" w:hAnsi="Calibri" w:eastAsia="Calibri"/>
-          <w:b/>
-          <w:i w:val="0"/>
-          <w:color w:val="3A4A38"/>
-          <w:sz w:val="20"/>
-        </w:rPr>
-        <w:t>Coach note</w:t>
-      </w:r>
-    </w:p>
-    <w:p>
-      <w:pPr>
-        <w:spacing w:before="0" w:after="200" w:line="276" w:lineRule="auto"/>
-      </w:pPr>
-      <w:r>
-        <w:rPr>
-          <w:rFonts w:ascii="Calibri" w:hAnsi="Calibri" w:eastAsia="Calibri"/>
-          <w:b w:val="0"/>
-          <w:i/>
-          <w:color w:val="6B6560"/>
-          <w:sz w:val="22"/>
-        </w:rPr>
-        <w:t>Do not answer questions about Jamb or Slingshot internals. Redirect to this catalog.</w:t>
+        <w:t>Schema, caching, order form — here.</w:t>
       </w:r>
     </w:p>
     <w:p>
@@ -4714,7 +4694,7 @@
           <w:color w:val="12110F"/>
           <w:sz w:val="22"/>
         </w:rPr>
-        <w:t>Before you start: catalog at http://localhost:3000 and Studio at http://localhost:3000/studio, already logged in. Hard-refresh once.</w:t>
+        <w:t>Before you start: catalog at http://localhost:3000 and Studio at http://localhost:3000/studio, already logged in. Hard-refresh once. Footer should read Content: Sanity live. If it says local seed, Studio edits will not show on the public site.</w:t>
       </w:r>
     </w:p>
     <w:tbl>
@@ -4935,7 +4915,7 @@
                 <w:color w:val="12110F"/>
                 <w:sz w:val="20"/>
               </w:rPr>
-              <w:t>Studio → Catalog homepage → masthead heading → Publish → reload /</w:t>
+              <w:t>Studio → Catalog homepage → Catalog sections → Catalog masthead → Heading → Publish → reload /</w:t>
             </w:r>
           </w:p>
         </w:tc>
@@ -4953,7 +4933,7 @@
                 <w:color w:val="12110F"/>
                 <w:sz w:val="20"/>
               </w:rPr>
-              <w:t>The heading is live. That publish loop is the work.</w:t>
+              <w:t>The heading is live. Marketing changed a field. Engineering did not ship a build.</w:t>
             </w:r>
           </w:p>
         </w:tc>
@@ -5046,6 +5026,1131 @@
           <w:color w:val="3A4A38"/>
           <w:sz w:val="36"/>
         </w:rPr>
+        <w:t>How to change content in Studio</w:t>
+      </w:r>
+    </w:p>
+    <w:p>
+      <w:pPr>
+        <w:spacing w:before="0" w:after="160" w:line="276" w:lineRule="auto"/>
+      </w:pPr>
+      <w:r>
+        <w:rPr>
+          <w:rFonts w:ascii="Calibri" w:hAnsi="Calibri" w:eastAsia="Calibri"/>
+          <w:b w:val="0"/>
+          <w:i w:val="0"/>
+          <w:color w:val="12110F"/>
+          <w:sz w:val="22"/>
+        </w:rPr>
+        <w:t>This is the part they will ask her to do live. Coach it until the clicks are muscle memory. Draft is not live. She must click Publish, then reload the public catalog. That is not a deploy.</w:t>
+      </w:r>
+    </w:p>
+    <w:p>
+      <w:pPr>
+        <w:spacing w:before="80" w:after="160" w:line="276" w:lineRule="auto"/>
+      </w:pPr>
+      <w:r>
+        <w:rPr>
+          <w:rFonts w:ascii="Calibri" w:hAnsi="Calibri" w:eastAsia="Calibri"/>
+          <w:b/>
+          <w:i w:val="0"/>
+          <w:color w:val="12110F"/>
+          <w:sz w:val="22"/>
+        </w:rPr>
+        <w:t>Open http://localhost:3000/studio. Left desk title is The farm.</w:t>
+      </w:r>
+    </w:p>
+    <w:p>
+      <w:pPr>
+        <w:spacing w:before="0" w:after="160" w:line="276" w:lineRule="auto"/>
+      </w:pPr>
+      <w:r>
+        <w:rPr>
+          <w:rFonts w:ascii="Calibri" w:hAnsi="Calibri" w:eastAsia="Calibri"/>
+          <w:b w:val="0"/>
+          <w:i w:val="0"/>
+          <w:color w:val="12110F"/>
+          <w:sz w:val="22"/>
+        </w:rPr>
+        <w:t>List: Catalog homepage, Farm settings, then Varieties, Journal, Workshops.</w:t>
+      </w:r>
+    </w:p>
+    <w:p>
+      <w:pPr>
+        <w:spacing w:before="200" w:after="80" w:line="276" w:lineRule="auto"/>
+      </w:pPr>
+      <w:r>
+        <w:rPr>
+          <w:rFonts w:ascii="Georgia" w:hAnsi="Georgia" w:eastAsia="Georgia"/>
+          <w:b/>
+          <w:i w:val="0"/>
+          <w:color w:val="12110F"/>
+          <w:sz w:val="26"/>
+        </w:rPr>
+        <w:t>The demo edit — click by click</w:t>
+      </w:r>
+    </w:p>
+    <w:tbl>
+      <w:tblPr>
+        <w:tblStyle w:val="TableGrid"/>
+        <w:tblW w:type="auto" w:w="0"/>
+        <w:tblLook w:firstColumn="1" w:firstRow="1" w:lastColumn="0" w:lastRow="0" w:noHBand="0" w:noVBand="1" w:val="04A0"/>
+      </w:tblPr>
+      <w:tblGrid>
+        <w:gridCol w:w="3120"/>
+        <w:gridCol w:w="3120"/>
+        <w:gridCol w:w="3120"/>
+      </w:tblGrid>
+      <w:tr>
+        <w:tc>
+          <w:tcPr>
+            <w:tcW w:type="dxa" w:w="3120"/>
+            <w:shd w:fill="3A4A38" w:val="clear"/>
+          </w:tcPr>
+          <w:p>
+            <w:r/>
+            <w:r>
+              <w:rPr>
+                <w:rFonts w:ascii="Calibri" w:hAnsi="Calibri" w:eastAsia="Calibri"/>
+                <w:b/>
+                <w:i w:val="0"/>
+                <w:color w:val="FFFFFF"/>
+                <w:sz w:val="20"/>
+              </w:rPr>
+              <w:t>Step</w:t>
+            </w:r>
+          </w:p>
+        </w:tc>
+        <w:tc>
+          <w:tcPr>
+            <w:tcW w:type="dxa" w:w="3120"/>
+            <w:shd w:fill="3A4A38" w:val="clear"/>
+          </w:tcPr>
+          <w:p>
+            <w:r/>
+            <w:r>
+              <w:rPr>
+                <w:rFonts w:ascii="Calibri" w:hAnsi="Calibri" w:eastAsia="Calibri"/>
+                <w:b/>
+                <w:i w:val="0"/>
+                <w:color w:val="FFFFFF"/>
+                <w:sz w:val="20"/>
+              </w:rPr>
+              <w:t>Click</w:t>
+            </w:r>
+          </w:p>
+        </w:tc>
+        <w:tc>
+          <w:tcPr>
+            <w:tcW w:type="dxa" w:w="3120"/>
+            <w:shd w:fill="3A4A38" w:val="clear"/>
+          </w:tcPr>
+          <w:p>
+            <w:r/>
+            <w:r>
+              <w:rPr>
+                <w:rFonts w:ascii="Calibri" w:hAnsi="Calibri" w:eastAsia="Calibri"/>
+                <w:b/>
+                <w:i w:val="0"/>
+                <w:color w:val="FFFFFF"/>
+                <w:sz w:val="20"/>
+              </w:rPr>
+              <w:t>Note</w:t>
+            </w:r>
+          </w:p>
+        </w:tc>
+      </w:tr>
+      <w:tr>
+        <w:tc>
+          <w:tcPr>
+            <w:tcW w:type="dxa" w:w="3120"/>
+          </w:tcPr>
+          <w:p>
+            <w:r/>
+            <w:r>
+              <w:rPr>
+                <w:rFonts w:ascii="Calibri" w:hAnsi="Calibri" w:eastAsia="Calibri"/>
+                <w:b w:val="0"/>
+                <w:i w:val="0"/>
+                <w:color w:val="12110F"/>
+                <w:sz w:val="20"/>
+              </w:rPr>
+              <w:t>1</w:t>
+            </w:r>
+          </w:p>
+        </w:tc>
+        <w:tc>
+          <w:tcPr>
+            <w:tcW w:type="dxa" w:w="3120"/>
+          </w:tcPr>
+          <w:p>
+            <w:r/>
+            <w:r>
+              <w:rPr>
+                <w:rFonts w:ascii="Calibri" w:hAnsi="Calibri" w:eastAsia="Calibri"/>
+                <w:b w:val="0"/>
+                <w:i w:val="0"/>
+                <w:color w:val="12110F"/>
+                <w:sz w:val="20"/>
+              </w:rPr>
+              <w:t>Catalog homepage (left)</w:t>
+            </w:r>
+          </w:p>
+        </w:tc>
+        <w:tc>
+          <w:tcPr>
+            <w:tcW w:type="dxa" w:w="3120"/>
+          </w:tcPr>
+          <w:p>
+            <w:r/>
+            <w:r>
+              <w:rPr>
+                <w:rFonts w:ascii="Calibri" w:hAnsi="Calibri" w:eastAsia="Calibri"/>
+                <w:b w:val="0"/>
+                <w:i w:val="0"/>
+                <w:color w:val="12110F"/>
+                <w:sz w:val="20"/>
+              </w:rPr>
+              <w:t>One document. The homepage is not a Word file.</w:t>
+            </w:r>
+          </w:p>
+        </w:tc>
+      </w:tr>
+      <w:tr>
+        <w:tc>
+          <w:tcPr>
+            <w:tcW w:type="dxa" w:w="3120"/>
+            <w:shd w:fill="F6F4F0" w:val="clear"/>
+          </w:tcPr>
+          <w:p>
+            <w:r/>
+            <w:r>
+              <w:rPr>
+                <w:rFonts w:ascii="Calibri" w:hAnsi="Calibri" w:eastAsia="Calibri"/>
+                <w:b w:val="0"/>
+                <w:i w:val="0"/>
+                <w:color w:val="12110F"/>
+                <w:sz w:val="20"/>
+              </w:rPr>
+              <w:t>2</w:t>
+            </w:r>
+          </w:p>
+        </w:tc>
+        <w:tc>
+          <w:tcPr>
+            <w:tcW w:type="dxa" w:w="3120"/>
+            <w:shd w:fill="F6F4F0" w:val="clear"/>
+          </w:tcPr>
+          <w:p>
+            <w:r/>
+            <w:r>
+              <w:rPr>
+                <w:rFonts w:ascii="Calibri" w:hAnsi="Calibri" w:eastAsia="Calibri"/>
+                <w:b w:val="0"/>
+                <w:i w:val="0"/>
+                <w:color w:val="12110F"/>
+                <w:sz w:val="20"/>
+              </w:rPr>
+              <w:t>Catalog sections</w:t>
+            </w:r>
+          </w:p>
+        </w:tc>
+        <w:tc>
+          <w:tcPr>
+            <w:tcW w:type="dxa" w:w="3120"/>
+            <w:shd w:fill="F6F4F0" w:val="clear"/>
+          </w:tcPr>
+          <w:p>
+            <w:r/>
+            <w:r>
+              <w:rPr>
+                <w:rFonts w:ascii="Calibri" w:hAnsi="Calibri" w:eastAsia="Calibri"/>
+                <w:b w:val="0"/>
+                <w:i w:val="0"/>
+                <w:color w:val="12110F"/>
+                <w:sz w:val="20"/>
+              </w:rPr>
+              <w:t>An ordered list of blocks. Editors can drag to reorder.</w:t>
+            </w:r>
+          </w:p>
+        </w:tc>
+      </w:tr>
+      <w:tr>
+        <w:tc>
+          <w:tcPr>
+            <w:tcW w:type="dxa" w:w="3120"/>
+          </w:tcPr>
+          <w:p>
+            <w:r/>
+            <w:r>
+              <w:rPr>
+                <w:rFonts w:ascii="Calibri" w:hAnsi="Calibri" w:eastAsia="Calibri"/>
+                <w:b w:val="0"/>
+                <w:i w:val="0"/>
+                <w:color w:val="12110F"/>
+                <w:sz w:val="20"/>
+              </w:rPr>
+              <w:t>3</w:t>
+            </w:r>
+          </w:p>
+        </w:tc>
+        <w:tc>
+          <w:tcPr>
+            <w:tcW w:type="dxa" w:w="3120"/>
+          </w:tcPr>
+          <w:p>
+            <w:r/>
+            <w:r>
+              <w:rPr>
+                <w:rFonts w:ascii="Calibri" w:hAnsi="Calibri" w:eastAsia="Calibri"/>
+                <w:b w:val="0"/>
+                <w:i w:val="0"/>
+                <w:color w:val="12110F"/>
+                <w:sz w:val="20"/>
+              </w:rPr>
+              <w:t>Catalog masthead</w:t>
+            </w:r>
+          </w:p>
+        </w:tc>
+        <w:tc>
+          <w:tcPr>
+            <w:tcW w:type="dxa" w:w="3120"/>
+          </w:tcPr>
+          <w:p>
+            <w:r/>
+            <w:r>
+              <w:rPr>
+                <w:rFonts w:ascii="Calibri" w:hAnsi="Calibri" w:eastAsia="Calibri"/>
+                <w:b w:val="0"/>
+                <w:i w:val="0"/>
+                <w:color w:val="12110F"/>
+                <w:sz w:val="20"/>
+              </w:rPr>
+              <w:t>First section on the live home.</w:t>
+            </w:r>
+          </w:p>
+        </w:tc>
+      </w:tr>
+      <w:tr>
+        <w:tc>
+          <w:tcPr>
+            <w:tcW w:type="dxa" w:w="3120"/>
+            <w:shd w:fill="F6F4F0" w:val="clear"/>
+          </w:tcPr>
+          <w:p>
+            <w:r/>
+            <w:r>
+              <w:rPr>
+                <w:rFonts w:ascii="Calibri" w:hAnsi="Calibri" w:eastAsia="Calibri"/>
+                <w:b w:val="0"/>
+                <w:i w:val="0"/>
+                <w:color w:val="12110F"/>
+                <w:sz w:val="20"/>
+              </w:rPr>
+              <w:t>4</w:t>
+            </w:r>
+          </w:p>
+        </w:tc>
+        <w:tc>
+          <w:tcPr>
+            <w:tcW w:type="dxa" w:w="3120"/>
+            <w:shd w:fill="F6F4F0" w:val="clear"/>
+          </w:tcPr>
+          <w:p>
+            <w:r/>
+            <w:r>
+              <w:rPr>
+                <w:rFonts w:ascii="Calibri" w:hAnsi="Calibri" w:eastAsia="Calibri"/>
+                <w:b w:val="0"/>
+                <w:i w:val="0"/>
+                <w:color w:val="12110F"/>
+                <w:sz w:val="20"/>
+              </w:rPr>
+              <w:t>Heading</w:t>
+            </w:r>
+          </w:p>
+        </w:tc>
+        <w:tc>
+          <w:tcPr>
+            <w:tcW w:type="dxa" w:w="3120"/>
+            <w:shd w:fill="F6F4F0" w:val="clear"/>
+          </w:tcPr>
+          <w:p>
+            <w:r/>
+            <w:r>
+              <w:rPr>
+                <w:rFonts w:ascii="Calibri" w:hAnsi="Calibri" w:eastAsia="Calibri"/>
+                <w:b w:val="0"/>
+                <w:i w:val="0"/>
+                <w:color w:val="12110F"/>
+                <w:sz w:val="20"/>
+              </w:rPr>
+              <w:t>Change this. Leave Catalog No and Season unless they ask.</w:t>
+            </w:r>
+          </w:p>
+        </w:tc>
+      </w:tr>
+      <w:tr>
+        <w:tc>
+          <w:tcPr>
+            <w:tcW w:type="dxa" w:w="3120"/>
+          </w:tcPr>
+          <w:p>
+            <w:r/>
+            <w:r>
+              <w:rPr>
+                <w:rFonts w:ascii="Calibri" w:hAnsi="Calibri" w:eastAsia="Calibri"/>
+                <w:b w:val="0"/>
+                <w:i w:val="0"/>
+                <w:color w:val="12110F"/>
+                <w:sz w:val="20"/>
+              </w:rPr>
+              <w:t>5</w:t>
+            </w:r>
+          </w:p>
+        </w:tc>
+        <w:tc>
+          <w:tcPr>
+            <w:tcW w:type="dxa" w:w="3120"/>
+          </w:tcPr>
+          <w:p>
+            <w:r/>
+            <w:r>
+              <w:rPr>
+                <w:rFonts w:ascii="Calibri" w:hAnsi="Calibri" w:eastAsia="Calibri"/>
+                <w:b w:val="0"/>
+                <w:i w:val="0"/>
+                <w:color w:val="12110F"/>
+                <w:sz w:val="20"/>
+              </w:rPr>
+              <w:t>Publish</w:t>
+            </w:r>
+          </w:p>
+        </w:tc>
+        <w:tc>
+          <w:tcPr>
+            <w:tcW w:type="dxa" w:w="3120"/>
+          </w:tcPr>
+          <w:p>
+            <w:r/>
+            <w:r>
+              <w:rPr>
+                <w:rFonts w:ascii="Calibri" w:hAnsi="Calibri" w:eastAsia="Calibri"/>
+                <w:b w:val="0"/>
+                <w:i w:val="0"/>
+                <w:color w:val="12110F"/>
+                <w:sz w:val="20"/>
+              </w:rPr>
+              <w:t>Bottom-right or top. Grey button = a required field is empty.</w:t>
+            </w:r>
+          </w:p>
+        </w:tc>
+      </w:tr>
+      <w:tr>
+        <w:tc>
+          <w:tcPr>
+            <w:tcW w:type="dxa" w:w="3120"/>
+            <w:shd w:fill="F6F4F0" w:val="clear"/>
+          </w:tcPr>
+          <w:p>
+            <w:r/>
+            <w:r>
+              <w:rPr>
+                <w:rFonts w:ascii="Calibri" w:hAnsi="Calibri" w:eastAsia="Calibri"/>
+                <w:b w:val="0"/>
+                <w:i w:val="0"/>
+                <w:color w:val="12110F"/>
+                <w:sz w:val="20"/>
+              </w:rPr>
+              <w:t>6</w:t>
+            </w:r>
+          </w:p>
+        </w:tc>
+        <w:tc>
+          <w:tcPr>
+            <w:tcW w:type="dxa" w:w="3120"/>
+            <w:shd w:fill="F6F4F0" w:val="clear"/>
+          </w:tcPr>
+          <w:p>
+            <w:r/>
+            <w:r>
+              <w:rPr>
+                <w:rFonts w:ascii="Calibri" w:hAnsi="Calibri" w:eastAsia="Calibri"/>
+                <w:b w:val="0"/>
+                <w:i w:val="0"/>
+                <w:color w:val="12110F"/>
+                <w:sz w:val="20"/>
+              </w:rPr>
+              <w:t>Reload http://localhost:3000</w:t>
+            </w:r>
+          </w:p>
+        </w:tc>
+        <w:tc>
+          <w:tcPr>
+            <w:tcW w:type="dxa" w:w="3120"/>
+            <w:shd w:fill="F6F4F0" w:val="clear"/>
+          </w:tcPr>
+          <w:p>
+            <w:r/>
+            <w:r>
+              <w:rPr>
+                <w:rFonts w:ascii="Calibri" w:hAnsi="Calibri" w:eastAsia="Calibri"/>
+                <w:b w:val="0"/>
+                <w:i w:val="0"/>
+                <w:color w:val="12110F"/>
+                <w:sz w:val="20"/>
+              </w:rPr>
+              <w:t>Hard-refresh. The new heading is live. No git push.</w:t>
+            </w:r>
+          </w:p>
+        </w:tc>
+      </w:tr>
+    </w:tbl>
+    <w:p/>
+    <w:p>
+      <w:pPr>
+        <w:spacing w:before="0" w:after="160" w:line="276" w:lineRule="auto"/>
+      </w:pPr>
+      <w:r>
+        <w:rPr>
+          <w:rFonts w:ascii="Calibri" w:hAnsi="Calibri" w:eastAsia="Calibri"/>
+          <w:b w:val="0"/>
+          <w:i/>
+          <w:color w:val="6B6560"/>
+          <w:sz w:val="22"/>
+        </w:rPr>
+        <w:t>What she says while clicking: “Studio is the editor. The desk is labeled The farm so it looks like a catalog, not a generic CMS. I change a field and publish. Next.js pulls it. No deploy.”</w:t>
+      </w:r>
+    </w:p>
+    <w:p>
+      <w:pPr>
+        <w:spacing w:before="200" w:after="80" w:line="276" w:lineRule="auto"/>
+      </w:pPr>
+      <w:r>
+        <w:rPr>
+          <w:rFonts w:ascii="Georgia" w:hAnsi="Georgia" w:eastAsia="Georgia"/>
+          <w:b/>
+          <w:i w:val="0"/>
+          <w:color w:val="12110F"/>
+          <w:sz w:val="26"/>
+        </w:rPr>
+        <w:t>If they ask her to change something else</w:t>
+      </w:r>
+    </w:p>
+    <w:tbl>
+      <w:tblPr>
+        <w:tblStyle w:val="TableGrid"/>
+        <w:tblW w:type="auto" w:w="0"/>
+        <w:tblLook w:firstColumn="1" w:firstRow="1" w:lastColumn="0" w:lastRow="0" w:noHBand="0" w:noVBand="1" w:val="04A0"/>
+      </w:tblPr>
+      <w:tblGrid>
+        <w:gridCol w:w="3120"/>
+        <w:gridCol w:w="3120"/>
+        <w:gridCol w:w="3120"/>
+      </w:tblGrid>
+      <w:tr>
+        <w:tc>
+          <w:tcPr>
+            <w:tcW w:type="dxa" w:w="3120"/>
+            <w:shd w:fill="3A4A38" w:val="clear"/>
+          </w:tcPr>
+          <w:p>
+            <w:r/>
+            <w:r>
+              <w:rPr>
+                <w:rFonts w:ascii="Calibri" w:hAnsi="Calibri" w:eastAsia="Calibri"/>
+                <w:b/>
+                <w:i w:val="0"/>
+                <w:color w:val="FFFFFF"/>
+                <w:sz w:val="20"/>
+              </w:rPr>
+              <w:t>They ask</w:t>
+            </w:r>
+          </w:p>
+        </w:tc>
+        <w:tc>
+          <w:tcPr>
+            <w:tcW w:type="dxa" w:w="3120"/>
+            <w:shd w:fill="3A4A38" w:val="clear"/>
+          </w:tcPr>
+          <w:p>
+            <w:r/>
+            <w:r>
+              <w:rPr>
+                <w:rFonts w:ascii="Calibri" w:hAnsi="Calibri" w:eastAsia="Calibri"/>
+                <w:b/>
+                <w:i w:val="0"/>
+                <w:color w:val="FFFFFF"/>
+                <w:sz w:val="20"/>
+              </w:rPr>
+              <w:t>Path</w:t>
+            </w:r>
+          </w:p>
+        </w:tc>
+        <w:tc>
+          <w:tcPr>
+            <w:tcW w:type="dxa" w:w="3120"/>
+            <w:shd w:fill="3A4A38" w:val="clear"/>
+          </w:tcPr>
+          <w:p>
+            <w:r/>
+            <w:r>
+              <w:rPr>
+                <w:rFonts w:ascii="Calibri" w:hAnsi="Calibri" w:eastAsia="Calibri"/>
+                <w:b/>
+                <w:i w:val="0"/>
+                <w:color w:val="FFFFFF"/>
+                <w:sz w:val="20"/>
+              </w:rPr>
+              <w:t>She says</w:t>
+            </w:r>
+          </w:p>
+        </w:tc>
+      </w:tr>
+      <w:tr>
+        <w:tc>
+          <w:tcPr>
+            <w:tcW w:type="dxa" w:w="3120"/>
+          </w:tcPr>
+          <w:p>
+            <w:r/>
+            <w:r>
+              <w:rPr>
+                <w:rFonts w:ascii="Calibri" w:hAnsi="Calibri" w:eastAsia="Calibri"/>
+                <w:b w:val="0"/>
+                <w:i w:val="0"/>
+                <w:color w:val="12110F"/>
+                <w:sz w:val="20"/>
+              </w:rPr>
+              <w:t>Featured packet</w:t>
+            </w:r>
+          </w:p>
+        </w:tc>
+        <w:tc>
+          <w:tcPr>
+            <w:tcW w:type="dxa" w:w="3120"/>
+          </w:tcPr>
+          <w:p>
+            <w:r/>
+            <w:r>
+              <w:rPr>
+                <w:rFonts w:ascii="Calibri" w:hAnsi="Calibri" w:eastAsia="Calibri"/>
+                <w:b w:val="0"/>
+                <w:i w:val="0"/>
+                <w:color w:val="12110F"/>
+                <w:sz w:val="20"/>
+              </w:rPr>
+              <w:t>Catalog homepage → Catalog sections → Featured variety → Variety → pick another packet → Publish</w:t>
+            </w:r>
+          </w:p>
+        </w:tc>
+        <w:tc>
+          <w:tcPr>
+            <w:tcW w:type="dxa" w:w="3120"/>
+          </w:tcPr>
+          <w:p>
+            <w:r/>
+            <w:r>
+              <w:rPr>
+                <w:rFonts w:ascii="Calibri" w:hAnsi="Calibri" w:eastAsia="Calibri"/>
+                <w:b w:val="0"/>
+                <w:i w:val="0"/>
+                <w:color w:val="12110F"/>
+                <w:sz w:val="20"/>
+              </w:rPr>
+              <w:t>Same homepage document. The feature is a reference, not a paste.</w:t>
+            </w:r>
+          </w:p>
+        </w:tc>
+      </w:tr>
+      <w:tr>
+        <w:tc>
+          <w:tcPr>
+            <w:tcW w:type="dxa" w:w="3120"/>
+            <w:shd w:fill="F6F4F0" w:val="clear"/>
+          </w:tcPr>
+          <w:p>
+            <w:r/>
+            <w:r>
+              <w:rPr>
+                <w:rFonts w:ascii="Calibri" w:hAnsi="Calibri" w:eastAsia="Calibri"/>
+                <w:b w:val="0"/>
+                <w:i w:val="0"/>
+                <w:color w:val="12110F"/>
+                <w:sz w:val="20"/>
+              </w:rPr>
+              <w:t>Reorder the home</w:t>
+            </w:r>
+          </w:p>
+        </w:tc>
+        <w:tc>
+          <w:tcPr>
+            <w:tcW w:type="dxa" w:w="3120"/>
+            <w:shd w:fill="F6F4F0" w:val="clear"/>
+          </w:tcPr>
+          <w:p>
+            <w:r/>
+            <w:r>
+              <w:rPr>
+                <w:rFonts w:ascii="Calibri" w:hAnsi="Calibri" w:eastAsia="Calibri"/>
+                <w:b w:val="0"/>
+                <w:i w:val="0"/>
+                <w:color w:val="12110F"/>
+                <w:sz w:val="20"/>
+              </w:rPr>
+              <w:t>Catalog homepage → Catalog sections → drag blocks → Publish</w:t>
+            </w:r>
+          </w:p>
+        </w:tc>
+        <w:tc>
+          <w:tcPr>
+            <w:tcW w:type="dxa" w:w="3120"/>
+            <w:shd w:fill="F6F4F0" w:val="clear"/>
+          </w:tcPr>
+          <w:p>
+            <w:r/>
+            <w:r>
+              <w:rPr>
+                <w:rFonts w:ascii="Calibri" w:hAnsi="Calibri" w:eastAsia="Calibri"/>
+                <w:b w:val="0"/>
+                <w:i w:val="0"/>
+                <w:color w:val="12110F"/>
+                <w:sz w:val="20"/>
+              </w:rPr>
+              <w:t>Editors compose the page. I own the section types.</w:t>
+            </w:r>
+          </w:p>
+        </w:tc>
+      </w:tr>
+      <w:tr>
+        <w:tc>
+          <w:tcPr>
+            <w:tcW w:type="dxa" w:w="3120"/>
+          </w:tcPr>
+          <w:p>
+            <w:r/>
+            <w:r>
+              <w:rPr>
+                <w:rFonts w:ascii="Calibri" w:hAnsi="Calibri" w:eastAsia="Calibri"/>
+                <w:b w:val="0"/>
+                <w:i w:val="0"/>
+                <w:color w:val="12110F"/>
+                <w:sz w:val="20"/>
+              </w:rPr>
+              <w:t>Packet stock or price</w:t>
+            </w:r>
+          </w:p>
+        </w:tc>
+        <w:tc>
+          <w:tcPr>
+            <w:tcW w:type="dxa" w:w="3120"/>
+          </w:tcPr>
+          <w:p>
+            <w:r/>
+            <w:r>
+              <w:rPr>
+                <w:rFonts w:ascii="Calibri" w:hAnsi="Calibri" w:eastAsia="Calibri"/>
+                <w:b w:val="0"/>
+                <w:i w:val="0"/>
+                <w:color w:val="12110F"/>
+                <w:sz w:val="20"/>
+              </w:rPr>
+              <w:t>Varieties → Icehouse Tomato → Stock or Packet → Publish</w:t>
+            </w:r>
+          </w:p>
+        </w:tc>
+        <w:tc>
+          <w:tcPr>
+            <w:tcW w:type="dxa" w:w="3120"/>
+          </w:tcPr>
+          <w:p>
+            <w:r/>
+            <w:r>
+              <w:rPr>
+                <w:rFonts w:ascii="Calibri" w:hAnsi="Calibri" w:eastAsia="Calibri"/>
+                <w:b w:val="0"/>
+                <w:i w:val="0"/>
+                <w:color w:val="12110F"/>
+                <w:sz w:val="20"/>
+              </w:rPr>
+              <w:t>One document. Home, packet page, and order form all pick it up.</w:t>
+            </w:r>
+          </w:p>
+        </w:tc>
+      </w:tr>
+      <w:tr>
+        <w:tc>
+          <w:tcPr>
+            <w:tcW w:type="dxa" w:w="3120"/>
+            <w:shd w:fill="F6F4F0" w:val="clear"/>
+          </w:tcPr>
+          <w:p>
+            <w:r/>
+            <w:r>
+              <w:rPr>
+                <w:rFonts w:ascii="Calibri" w:hAnsi="Calibri" w:eastAsia="Calibri"/>
+                <w:b w:val="0"/>
+                <w:i w:val="0"/>
+                <w:color w:val="12110F"/>
+                <w:sz w:val="20"/>
+              </w:rPr>
+              <w:t>Packet story / latin</w:t>
+            </w:r>
+          </w:p>
+        </w:tc>
+        <w:tc>
+          <w:tcPr>
+            <w:tcW w:type="dxa" w:w="3120"/>
+            <w:shd w:fill="F6F4F0" w:val="clear"/>
+          </w:tcPr>
+          <w:p>
+            <w:r/>
+            <w:r>
+              <w:rPr>
+                <w:rFonts w:ascii="Calibri" w:hAnsi="Calibri" w:eastAsia="Calibri"/>
+                <w:b w:val="0"/>
+                <w:i w:val="0"/>
+                <w:color w:val="12110F"/>
+                <w:sz w:val="20"/>
+              </w:rPr>
+              <w:t>Same Variety document: Common name, Latin name, Days to maturity, Sowing, Isolation, Kitchen use, Packet photograph</w:t>
+            </w:r>
+          </w:p>
+        </w:tc>
+        <w:tc>
+          <w:tcPr>
+            <w:tcW w:type="dxa" w:w="3120"/>
+            <w:shd w:fill="F6F4F0" w:val="clear"/>
+          </w:tcPr>
+          <w:p>
+            <w:r/>
+            <w:r>
+              <w:rPr>
+                <w:rFonts w:ascii="Calibri" w:hAnsi="Calibri" w:eastAsia="Calibri"/>
+                <w:b w:val="0"/>
+                <w:i w:val="0"/>
+                <w:color w:val="12110F"/>
+                <w:sz w:val="20"/>
+              </w:rPr>
+              <w:t>I do not paste Icehouse in three places.</w:t>
+            </w:r>
+          </w:p>
+        </w:tc>
+      </w:tr>
+      <w:tr>
+        <w:tc>
+          <w:tcPr>
+            <w:tcW w:type="dxa" w:w="3120"/>
+          </w:tcPr>
+          <w:p>
+            <w:r/>
+            <w:r>
+              <w:rPr>
+                <w:rFonts w:ascii="Calibri" w:hAnsi="Calibri" w:eastAsia="Calibri"/>
+                <w:b w:val="0"/>
+                <w:i w:val="0"/>
+                <w:color w:val="12110F"/>
+                <w:sz w:val="20"/>
+              </w:rPr>
+              <w:t>Button words</w:t>
+            </w:r>
+          </w:p>
+        </w:tc>
+        <w:tc>
+          <w:tcPr>
+            <w:tcW w:type="dxa" w:w="3120"/>
+          </w:tcPr>
+          <w:p>
+            <w:r/>
+            <w:r>
+              <w:rPr>
+                <w:rFonts w:ascii="Calibri" w:hAnsi="Calibri" w:eastAsia="Calibri"/>
+                <w:b w:val="0"/>
+                <w:i w:val="0"/>
+                <w:color w:val="12110F"/>
+                <w:sz w:val="20"/>
+              </w:rPr>
+              <w:t>Catalog masthead → Call to action → Label. Do not touch Analytics event ID (hero_order / nav_order)</w:t>
+            </w:r>
+          </w:p>
+        </w:tc>
+        <w:tc>
+          <w:tcPr>
+            <w:tcW w:type="dxa" w:w="3120"/>
+          </w:tcPr>
+          <w:p>
+            <w:r/>
+            <w:r>
+              <w:rPr>
+                <w:rFonts w:ascii="Calibri" w:hAnsi="Calibri" w:eastAsia="Calibri"/>
+                <w:b w:val="0"/>
+                <w:i w:val="0"/>
+                <w:color w:val="12110F"/>
+                <w:sz w:val="20"/>
+              </w:rPr>
+              <w:t>Copy can change. GTM does not.</w:t>
+            </w:r>
+          </w:p>
+        </w:tc>
+      </w:tr>
+      <w:tr>
+        <w:tc>
+          <w:tcPr>
+            <w:tcW w:type="dxa" w:w="3120"/>
+            <w:shd w:fill="F6F4F0" w:val="clear"/>
+          </w:tcPr>
+          <w:p>
+            <w:r/>
+            <w:r>
+              <w:rPr>
+                <w:rFonts w:ascii="Calibri" w:hAnsi="Calibri" w:eastAsia="Calibri"/>
+                <w:b w:val="0"/>
+                <w:i w:val="0"/>
+                <w:color w:val="12110F"/>
+                <w:sz w:val="20"/>
+              </w:rPr>
+              <w:t>Farm name / nav</w:t>
+            </w:r>
+          </w:p>
+        </w:tc>
+        <w:tc>
+          <w:tcPr>
+            <w:tcW w:type="dxa" w:w="3120"/>
+            <w:shd w:fill="F6F4F0" w:val="clear"/>
+          </w:tcPr>
+          <w:p>
+            <w:r/>
+            <w:r>
+              <w:rPr>
+                <w:rFonts w:ascii="Calibri" w:hAnsi="Calibri" w:eastAsia="Calibri"/>
+                <w:b w:val="0"/>
+                <w:i w:val="0"/>
+                <w:color w:val="12110F"/>
+                <w:sz w:val="20"/>
+              </w:rPr>
+              <w:t>Farm settings</w:t>
+            </w:r>
+          </w:p>
+        </w:tc>
+        <w:tc>
+          <w:tcPr>
+            <w:tcW w:type="dxa" w:w="3120"/>
+            <w:shd w:fill="F6F4F0" w:val="clear"/>
+          </w:tcPr>
+          <w:p>
+            <w:r/>
+            <w:r>
+              <w:rPr>
+                <w:rFonts w:ascii="Calibri" w:hAnsi="Calibri" w:eastAsia="Calibri"/>
+                <w:b w:val="0"/>
+                <w:i w:val="0"/>
+                <w:color w:val="12110F"/>
+                <w:sz w:val="20"/>
+              </w:rPr>
+              <w:t>Site chrome. Nav is label plus href.</w:t>
+            </w:r>
+          </w:p>
+        </w:tc>
+      </w:tr>
+      <w:tr>
+        <w:tc>
+          <w:tcPr>
+            <w:tcW w:type="dxa" w:w="3120"/>
+          </w:tcPr>
+          <w:p>
+            <w:r/>
+            <w:r>
+              <w:rPr>
+                <w:rFonts w:ascii="Calibri" w:hAnsi="Calibri" w:eastAsia="Calibri"/>
+                <w:b w:val="0"/>
+                <w:i w:val="0"/>
+                <w:color w:val="12110F"/>
+                <w:sz w:val="20"/>
+              </w:rPr>
+              <w:t>Journal</w:t>
+            </w:r>
+          </w:p>
+        </w:tc>
+        <w:tc>
+          <w:tcPr>
+            <w:tcW w:type="dxa" w:w="3120"/>
+          </w:tcPr>
+          <w:p>
+            <w:r/>
+            <w:r>
+              <w:rPr>
+                <w:rFonts w:ascii="Calibri" w:hAnsi="Calibri" w:eastAsia="Calibri"/>
+                <w:b w:val="0"/>
+                <w:i w:val="0"/>
+                <w:color w:val="12110F"/>
+                <w:sz w:val="20"/>
+              </w:rPr>
+              <w:t>Journal → open a note → Title / Excerpt / Body → Publish</w:t>
+            </w:r>
+          </w:p>
+        </w:tc>
+        <w:tc>
+          <w:tcPr>
+            <w:tcW w:type="dxa" w:w="3120"/>
+          </w:tcPr>
+          <w:p>
+            <w:r/>
+            <w:r>
+              <w:rPr>
+                <w:rFonts w:ascii="Calibri" w:hAnsi="Calibri" w:eastAsia="Calibri"/>
+                <w:b w:val="0"/>
+                <w:i w:val="0"/>
+                <w:color w:val="12110F"/>
+                <w:sz w:val="20"/>
+              </w:rPr>
+              <w:t>Seasonal notebook, not a blog calendar.</w:t>
+            </w:r>
+          </w:p>
+        </w:tc>
+      </w:tr>
+      <w:tr>
+        <w:tc>
+          <w:tcPr>
+            <w:tcW w:type="dxa" w:w="3120"/>
+            <w:shd w:fill="F6F4F0" w:val="clear"/>
+          </w:tcPr>
+          <w:p>
+            <w:r/>
+            <w:r>
+              <w:rPr>
+                <w:rFonts w:ascii="Calibri" w:hAnsi="Calibri" w:eastAsia="Calibri"/>
+                <w:b w:val="0"/>
+                <w:i w:val="0"/>
+                <w:color w:val="12110F"/>
+                <w:sz w:val="20"/>
+              </w:rPr>
+              <w:t>Workshop</w:t>
+            </w:r>
+          </w:p>
+        </w:tc>
+        <w:tc>
+          <w:tcPr>
+            <w:tcW w:type="dxa" w:w="3120"/>
+            <w:shd w:fill="F6F4F0" w:val="clear"/>
+          </w:tcPr>
+          <w:p>
+            <w:r/>
+            <w:r>
+              <w:rPr>
+                <w:rFonts w:ascii="Calibri" w:hAnsi="Calibri" w:eastAsia="Calibri"/>
+                <w:b w:val="0"/>
+                <w:i w:val="0"/>
+                <w:color w:val="12110F"/>
+                <w:sz w:val="20"/>
+              </w:rPr>
+              <w:t>Workshops → open one → Title, Date, Place, Seats, Notes → Publish</w:t>
+            </w:r>
+          </w:p>
+        </w:tc>
+        <w:tc>
+          <w:tcPr>
+            <w:tcW w:type="dxa" w:w="3120"/>
+            <w:shd w:fill="F6F4F0" w:val="clear"/>
+          </w:tcPr>
+          <w:p>
+            <w:r/>
+            <w:r>
+              <w:rPr>
+                <w:rFonts w:ascii="Calibri" w:hAnsi="Calibri" w:eastAsia="Calibri"/>
+                <w:b w:val="0"/>
+                <w:i w:val="0"/>
+                <w:color w:val="12110F"/>
+                <w:sz w:val="20"/>
+              </w:rPr>
+              <w:t>Field days. Same publish loop.</w:t>
+            </w:r>
+          </w:p>
+        </w:tc>
+      </w:tr>
+      <w:tr>
+        <w:tc>
+          <w:tcPr>
+            <w:tcW w:type="dxa" w:w="3120"/>
+          </w:tcPr>
+          <w:p>
+            <w:r/>
+            <w:r>
+              <w:rPr>
+                <w:rFonts w:ascii="Calibri" w:hAnsi="Calibri" w:eastAsia="Calibri"/>
+                <w:b w:val="0"/>
+                <w:i w:val="0"/>
+                <w:color w:val="12110F"/>
+                <w:sz w:val="20"/>
+              </w:rPr>
+              <w:t>Add a packet</w:t>
+            </w:r>
+          </w:p>
+        </w:tc>
+        <w:tc>
+          <w:tcPr>
+            <w:tcW w:type="dxa" w:w="3120"/>
+          </w:tcPr>
+          <w:p>
+            <w:r/>
+            <w:r>
+              <w:rPr>
+                <w:rFonts w:ascii="Calibri" w:hAnsi="Calibri" w:eastAsia="Calibri"/>
+                <w:b w:val="0"/>
+                <w:i w:val="0"/>
+                <w:color w:val="12110F"/>
+                <w:sz w:val="20"/>
+              </w:rPr>
+              <w:t>Varieties → Create → Common name, Latin name, slug (Generate), family, story → Publish. Then Catalog homepage → Variety index → add reference</w:t>
+            </w:r>
+          </w:p>
+        </w:tc>
+        <w:tc>
+          <w:tcPr>
+            <w:tcW w:type="dxa" w:w="3120"/>
+          </w:tcPr>
+          <w:p>
+            <w:r/>
+            <w:r>
+              <w:rPr>
+                <w:rFonts w:ascii="Calibri" w:hAnsi="Calibri" w:eastAsia="Calibri"/>
+                <w:b w:val="0"/>
+                <w:i w:val="0"/>
+                <w:color w:val="12110F"/>
+                <w:sz w:val="20"/>
+              </w:rPr>
+              <w:t>New document, then point the index at it.</w:t>
+            </w:r>
+          </w:p>
+        </w:tc>
+      </w:tr>
+    </w:tbl>
+    <w:p/>
+    <w:p>
+      <w:pPr>
+        <w:spacing w:before="80" w:after="160" w:line="276" w:lineRule="auto"/>
+      </w:pPr>
+      <w:r>
+        <w:rPr>
+          <w:rFonts w:ascii="Calibri" w:hAnsi="Calibri" w:eastAsia="Calibri"/>
+          <w:b w:val="0"/>
+          <w:i w:val="0"/>
+          <w:color w:val="12110F"/>
+          <w:sz w:val="22"/>
+        </w:rPr>
+        <w:t>Do not type raw HTML. Do not invent new section types. Unknown section types are skipped on the site. If the public footer still says local seed after Publish, the catalog is not reading Studio — do not claim the edit went live.</w:t>
+      </w:r>
+    </w:p>
+    <w:p>
+      <w:pPr>
+        <w:spacing w:before="320" w:after="160" w:line="276" w:lineRule="auto"/>
+      </w:pPr>
+      <w:r>
+        <w:rPr>
+          <w:rFonts w:ascii="Georgia" w:hAnsi="Georgia" w:eastAsia="Georgia"/>
+          <w:b/>
+          <w:i w:val="0"/>
+          <w:color w:val="3A4A38"/>
+          <w:sz w:val="36"/>
+        </w:rPr>
         <w:t>Jamb and Slingshot in four lines each</w:t>
       </w:r>
     </w:p>
@@ -5260,6 +6365,84 @@
                 <w:sz w:val="20"/>
               </w:rPr>
               <w:t>Answer in one breath</w:t>
+            </w:r>
+          </w:p>
+        </w:tc>
+      </w:tr>
+      <w:tr>
+        <w:tc>
+          <w:tcPr>
+            <w:tcW w:type="dxa" w:w="4680"/>
+          </w:tcPr>
+          <w:p>
+            <w:r/>
+            <w:r>
+              <w:rPr>
+                <w:rFonts w:ascii="Calibri" w:hAnsi="Calibri" w:eastAsia="Calibri"/>
+                <w:b w:val="0"/>
+                <w:i w:val="0"/>
+                <w:color w:val="12110F"/>
+                <w:sz w:val="20"/>
+              </w:rPr>
+              <w:t>How do you change the homepage?</w:t>
+            </w:r>
+          </w:p>
+        </w:tc>
+        <w:tc>
+          <w:tcPr>
+            <w:tcW w:type="dxa" w:w="4680"/>
+          </w:tcPr>
+          <w:p>
+            <w:r/>
+            <w:r>
+              <w:rPr>
+                <w:rFonts w:ascii="Calibri" w:hAnsi="Calibri" w:eastAsia="Calibri"/>
+                <w:b w:val="0"/>
+                <w:i w:val="0"/>
+                <w:color w:val="12110F"/>
+                <w:sz w:val="20"/>
+              </w:rPr>
+              <w:t>Studio → Catalog homepage → Catalog sections → Catalog masthead → Heading → Publish → reload /. No deploy.</w:t>
+            </w:r>
+          </w:p>
+        </w:tc>
+      </w:tr>
+      <w:tr>
+        <w:tc>
+          <w:tcPr>
+            <w:tcW w:type="dxa" w:w="4680"/>
+            <w:shd w:fill="F6F4F0" w:val="clear"/>
+          </w:tcPr>
+          <w:p>
+            <w:r/>
+            <w:r>
+              <w:rPr>
+                <w:rFonts w:ascii="Calibri" w:hAnsi="Calibri" w:eastAsia="Calibri"/>
+                <w:b w:val="0"/>
+                <w:i w:val="0"/>
+                <w:color w:val="12110F"/>
+                <w:sz w:val="20"/>
+              </w:rPr>
+              <w:t>How do you change a packet?</w:t>
+            </w:r>
+          </w:p>
+        </w:tc>
+        <w:tc>
+          <w:tcPr>
+            <w:tcW w:type="dxa" w:w="4680"/>
+            <w:shd w:fill="F6F4F0" w:val="clear"/>
+          </w:tcPr>
+          <w:p>
+            <w:r/>
+            <w:r>
+              <w:rPr>
+                <w:rFonts w:ascii="Calibri" w:hAnsi="Calibri" w:eastAsia="Calibri"/>
+                <w:b w:val="0"/>
+                <w:i w:val="0"/>
+                <w:color w:val="12110F"/>
+                <w:sz w:val="20"/>
+              </w:rPr>
+              <w:t>Varieties → Icehouse Tomato → Stock, Packet, or Story → Publish. One document. Home, packet page, and order form all update.</w:t>
             </w:r>
           </w:p>
         </w:tc>
@@ -5620,7 +6803,7 @@
           <w:color w:val="12110F"/>
           <w:sz w:val="22"/>
         </w:rPr>
-        <w:t>Do the four demo clicks twice without notes.</w:t>
+        <w:t>Do the four demo clicks twice without notes. Then change Icehouse stock once so she feels the same document on three pages.</w:t>
       </w:r>
     </w:p>
     <w:p>
@@ -5635,7 +6818,7 @@
           <w:color w:val="12110F"/>
           <w:sz w:val="22"/>
         </w:rPr>
-        <w:t>Read SCRIPT.txt out loud once. Then put it down and use the slides.</w:t>
+        <w:t>Read SCRIPT.txt out loud once. Then put it down and use Thorn-and-Furrow-Portfolio.pptx.</w:t>
       </w:r>
     </w:p>
     <w:p>
@@ -5650,7 +6833,7 @@
           <w:color w:val="12110F"/>
           <w:sz w:val="22"/>
         </w:rPr>
-        <w:t>If you only have ten minutes: slides 1–9. If they ask about past work: 10–15.</w:t>
+        <w:t>If you only have ten minutes: slides 1–9. Skip 8 if long. Past work is 10–15.</w:t>
       </w:r>
     </w:p>
     <w:p>
@@ -5695,7 +6878,7 @@
           <w:color w:val="6B6560"/>
           <w:sz w:val="18"/>
         </w:rPr>
-        <w:t>Word-for-word lines: SCRIPT.txt in this folder. Deck: Thorn-and-Furrow-Portfolio.pptx</w:t>
+        <w:t>Slides (the file on the projector): Thorn-and-Furrow-Portfolio.pptx. She reads first: For-the-Presenter.docx. Word-for-word lines: SCRIPT.txt. Interview copilot note: Interview-Assistant-Note.txt. Do not use Thorn-and-Furrow-Deck.pptx — that is only a fallback if Portfolio.pptx was locked.</w:t>
       </w:r>
     </w:p>
     <w:sectPr>
